--- a/Dead Protocol Walking.docx
+++ b/Dead Protocol Walking.docx
@@ -99,6 +99,7 @@
                                 <w:sdt>
                                   <w:sdtPr>
                                     <w:rPr>
+                                      <w:rFonts w:ascii="Arial" w:hAnsi="Arial" w:cs="Arial"/>
                                       <w:noProof/>
                                       <w:color w:val="0E2841" w:themeColor="text2"/>
                                     </w:rPr>
@@ -110,6 +111,7 @@
                                   <w:sdtContent>
                                     <w:r>
                                       <w:rPr>
+                                        <w:rFonts w:ascii="Arial" w:hAnsi="Arial" w:cs="Arial"/>
                                         <w:noProof/>
                                         <w:color w:val="0E2841" w:themeColor="text2"/>
                                       </w:rPr>
@@ -158,6 +160,7 @@
                           <w:sdt>
                             <w:sdtPr>
                               <w:rPr>
+                                <w:rFonts w:ascii="Arial" w:hAnsi="Arial" w:cs="Arial"/>
                                 <w:noProof/>
                                 <w:color w:val="0E2841" w:themeColor="text2"/>
                               </w:rPr>
@@ -169,6 +172,7 @@
                             <w:sdtContent>
                               <w:r>
                                 <w:rPr>
+                                  <w:rFonts w:ascii="Arial" w:hAnsi="Arial" w:cs="Arial"/>
                                   <w:noProof/>
                                   <w:color w:val="0E2841" w:themeColor="text2"/>
                                 </w:rPr>
@@ -730,7 +734,7 @@
                               <w:sdt>
                                 <w:sdtPr>
                                   <w:rPr>
-                                    <w:rFonts w:asciiTheme="majorHAnsi" w:eastAsiaTheme="majorEastAsia" w:hAnsiTheme="majorHAnsi" w:cstheme="majorBidi"/>
+                                    <w:rFonts w:ascii="Arial" w:eastAsiaTheme="majorEastAsia" w:hAnsi="Arial" w:cs="Arial"/>
                                     <w:noProof/>
                                     <w:color w:val="156082" w:themeColor="accent1"/>
                                     <w:sz w:val="56"/>
@@ -745,7 +749,7 @@
                                   <w:p>
                                     <w:pPr>
                                       <w:rPr>
-                                        <w:rFonts w:asciiTheme="majorHAnsi" w:eastAsiaTheme="majorEastAsia" w:hAnsiTheme="majorHAnsi" w:cstheme="majorBidi"/>
+                                        <w:rFonts w:ascii="Arial" w:eastAsiaTheme="majorEastAsia" w:hAnsi="Arial" w:cs="Arial"/>
                                         <w:noProof/>
                                         <w:color w:val="156082" w:themeColor="accent1"/>
                                         <w:sz w:val="56"/>
@@ -754,7 +758,7 @@
                                     </w:pPr>
                                     <w:r>
                                       <w:rPr>
-                                        <w:rFonts w:asciiTheme="majorHAnsi" w:eastAsiaTheme="majorEastAsia" w:hAnsiTheme="majorHAnsi" w:cstheme="majorBidi"/>
+                                        <w:rFonts w:ascii="Arial" w:eastAsiaTheme="majorEastAsia" w:hAnsi="Arial" w:cs="Arial"/>
                                         <w:noProof/>
                                         <w:color w:val="156082" w:themeColor="accent1"/>
                                         <w:sz w:val="56"/>
@@ -768,7 +772,7 @@
                               <w:sdt>
                                 <w:sdtPr>
                                   <w:rPr>
-                                    <w:rFonts w:asciiTheme="majorHAnsi" w:eastAsiaTheme="majorEastAsia" w:hAnsiTheme="majorHAnsi" w:cstheme="majorBidi"/>
+                                    <w:rFonts w:ascii="Arial" w:eastAsiaTheme="majorEastAsia" w:hAnsi="Arial" w:cs="Arial"/>
                                     <w:noProof/>
                                     <w:color w:val="0E2841" w:themeColor="text2"/>
                                     <w:sz w:val="28"/>
@@ -783,7 +787,7 @@
                                   <w:p>
                                     <w:pPr>
                                       <w:rPr>
-                                        <w:rFonts w:asciiTheme="majorHAnsi" w:eastAsiaTheme="majorEastAsia" w:hAnsiTheme="majorHAnsi" w:cstheme="majorBidi"/>
+                                        <w:rFonts w:ascii="Arial" w:eastAsiaTheme="majorEastAsia" w:hAnsi="Arial" w:cs="Arial"/>
                                         <w:noProof/>
                                         <w:color w:val="0E2841" w:themeColor="text2"/>
                                         <w:sz w:val="28"/>
@@ -792,7 +796,7 @@
                                     </w:pPr>
                                     <w:r>
                                       <w:rPr>
-                                        <w:rFonts w:asciiTheme="majorHAnsi" w:eastAsiaTheme="majorEastAsia" w:hAnsiTheme="majorHAnsi" w:cstheme="majorBidi"/>
+                                        <w:rFonts w:ascii="Arial" w:eastAsiaTheme="majorEastAsia" w:hAnsi="Arial" w:cs="Arial"/>
                                         <w:noProof/>
                                         <w:color w:val="0E2841" w:themeColor="text2"/>
                                         <w:sz w:val="28"/>
@@ -831,7 +835,7 @@
                         <w:sdt>
                           <w:sdtPr>
                             <w:rPr>
-                              <w:rFonts w:asciiTheme="majorHAnsi" w:eastAsiaTheme="majorEastAsia" w:hAnsiTheme="majorHAnsi" w:cstheme="majorBidi"/>
+                              <w:rFonts w:ascii="Arial" w:eastAsiaTheme="majorEastAsia" w:hAnsi="Arial" w:cs="Arial"/>
                               <w:noProof/>
                               <w:color w:val="156082" w:themeColor="accent1"/>
                               <w:sz w:val="56"/>
@@ -846,7 +850,7 @@
                             <w:p>
                               <w:pPr>
                                 <w:rPr>
-                                  <w:rFonts w:asciiTheme="majorHAnsi" w:eastAsiaTheme="majorEastAsia" w:hAnsiTheme="majorHAnsi" w:cstheme="majorBidi"/>
+                                  <w:rFonts w:ascii="Arial" w:eastAsiaTheme="majorEastAsia" w:hAnsi="Arial" w:cs="Arial"/>
                                   <w:noProof/>
                                   <w:color w:val="156082" w:themeColor="accent1"/>
                                   <w:sz w:val="56"/>
@@ -855,7 +859,7 @@
                               </w:pPr>
                               <w:r>
                                 <w:rPr>
-                                  <w:rFonts w:asciiTheme="majorHAnsi" w:eastAsiaTheme="majorEastAsia" w:hAnsiTheme="majorHAnsi" w:cstheme="majorBidi"/>
+                                  <w:rFonts w:ascii="Arial" w:eastAsiaTheme="majorEastAsia" w:hAnsi="Arial" w:cs="Arial"/>
                                   <w:noProof/>
                                   <w:color w:val="156082" w:themeColor="accent1"/>
                                   <w:sz w:val="56"/>
@@ -869,7 +873,7 @@
                         <w:sdt>
                           <w:sdtPr>
                             <w:rPr>
-                              <w:rFonts w:asciiTheme="majorHAnsi" w:eastAsiaTheme="majorEastAsia" w:hAnsiTheme="majorHAnsi" w:cstheme="majorBidi"/>
+                              <w:rFonts w:ascii="Arial" w:eastAsiaTheme="majorEastAsia" w:hAnsi="Arial" w:cs="Arial"/>
                               <w:noProof/>
                               <w:color w:val="0E2841" w:themeColor="text2"/>
                               <w:sz w:val="28"/>
@@ -884,7 +888,7 @@
                             <w:p>
                               <w:pPr>
                                 <w:rPr>
-                                  <w:rFonts w:asciiTheme="majorHAnsi" w:eastAsiaTheme="majorEastAsia" w:hAnsiTheme="majorHAnsi" w:cstheme="majorBidi"/>
+                                  <w:rFonts w:ascii="Arial" w:eastAsiaTheme="majorEastAsia" w:hAnsi="Arial" w:cs="Arial"/>
                                   <w:noProof/>
                                   <w:color w:val="0E2841" w:themeColor="text2"/>
                                   <w:sz w:val="28"/>
@@ -893,7 +897,7 @@
                               </w:pPr>
                               <w:r>
                                 <w:rPr>
-                                  <w:rFonts w:asciiTheme="majorHAnsi" w:eastAsiaTheme="majorEastAsia" w:hAnsiTheme="majorHAnsi" w:cstheme="majorBidi"/>
+                                  <w:rFonts w:ascii="Arial" w:eastAsiaTheme="majorEastAsia" w:hAnsi="Arial" w:cs="Arial"/>
                                   <w:noProof/>
                                   <w:color w:val="0E2841" w:themeColor="text2"/>
                                   <w:sz w:val="28"/>
@@ -940,6 +944,15 @@
     </w:sdt>
     <w:sdt>
       <w:sdtPr>
+        <w:rPr>
+          <w:rFonts w:ascii="Arial" w:eastAsia="Times New Roman" w:hAnsi="Arial" w:cs="Arial"/>
+          <w:b w:val="0"/>
+          <w:bCs w:val="0"/>
+          <w:color w:val="auto"/>
+          <w:sz w:val="20"/>
+          <w:szCs w:val="20"/>
+          <w:lang w:val="en-QA"/>
+        </w:rPr>
         <w:id w:val="12808987"/>
         <w:docPartObj>
           <w:docPartGallery w:val="Table of Contents"/>
@@ -948,12 +961,7 @@
       </w:sdtPr>
       <w:sdtEndPr>
         <w:rPr>
-          <w:rFonts w:ascii="Times New Roman" w:eastAsia="Times New Roman" w:hAnsi="Times New Roman" w:cs="Times New Roman"/>
           <w:noProof/>
-          <w:color w:val="auto"/>
-          <w:sz w:val="20"/>
-          <w:szCs w:val="20"/>
-          <w:lang w:val="en-QA"/>
         </w:rPr>
       </w:sdtEndPr>
       <w:sdtContent>
@@ -982,8 +990,12 @@
               <w:tab w:val="right" w:leader="dot" w:pos="9016"/>
             </w:tabs>
             <w:rPr>
-              <w:rFonts w:ascii="Arial" w:hAnsi="Arial" w:cs="Arial"/>
+              <w:rFonts w:ascii="Arial" w:eastAsiaTheme="minorEastAsia" w:hAnsi="Arial" w:cs="Arial"/>
+              <w:i w:val="0"/>
+              <w:iCs w:val="0"/>
               <w:noProof/>
+              <w:kern w:val="2"/>
+              <w14:ligatures w14:val="standardContextual"/>
             </w:rPr>
           </w:pPr>
           <w:r>
@@ -1004,7 +1016,7 @@
             </w:rPr>
             <w:fldChar w:fldCharType="separate"/>
           </w:r>
-          <w:hyperlink w:anchor="_Toc239515335" w:history="1">
+          <w:hyperlink w:anchor="_Toc239525453" w:history="1">
             <w:r>
               <w:rPr>
                 <w:rStyle w:val="Hyperlink"/>
@@ -1035,7 +1047,7 @@
                 <w:noProof/>
                 <w:webHidden/>
               </w:rPr>
-              <w:instrText xml:space="preserve"> PAGEREF _Toc239515335 \h </w:instrText>
+              <w:instrText xml:space="preserve"> PAGEREF _Toc239525453 \h </w:instrText>
             </w:r>
             <w:r>
               <w:rPr>
@@ -1058,7 +1070,7 @@
                 <w:noProof/>
                 <w:webHidden/>
               </w:rPr>
-              <w:t>2</w:t>
+              <w:t>3</w:t>
             </w:r>
             <w:r>
               <w:rPr>
@@ -1077,11 +1089,15 @@
               <w:tab w:val="right" w:leader="dot" w:pos="9016"/>
             </w:tabs>
             <w:rPr>
-              <w:rFonts w:ascii="Arial" w:hAnsi="Arial" w:cs="Arial"/>
+              <w:rFonts w:ascii="Arial" w:eastAsiaTheme="minorEastAsia" w:hAnsi="Arial" w:cs="Arial"/>
+              <w:i w:val="0"/>
+              <w:iCs w:val="0"/>
               <w:noProof/>
+              <w:kern w:val="2"/>
+              <w14:ligatures w14:val="standardContextual"/>
             </w:rPr>
           </w:pPr>
-          <w:hyperlink w:anchor="_Toc239515336" w:history="1">
+          <w:hyperlink w:anchor="_Toc239525454" w:history="1">
             <w:r>
               <w:rPr>
                 <w:rStyle w:val="Hyperlink"/>
@@ -1112,7 +1128,7 @@
                 <w:noProof/>
                 <w:webHidden/>
               </w:rPr>
-              <w:instrText xml:space="preserve"> PAGEREF _Toc239515336 \h </w:instrText>
+              <w:instrText xml:space="preserve"> PAGEREF _Toc239525454 \h </w:instrText>
             </w:r>
             <w:r>
               <w:rPr>
@@ -1135,7 +1151,7 @@
                 <w:noProof/>
                 <w:webHidden/>
               </w:rPr>
-              <w:t>3</w:t>
+              <w:t>4</w:t>
             </w:r>
             <w:r>
               <w:rPr>
@@ -1154,11 +1170,15 @@
               <w:tab w:val="right" w:leader="dot" w:pos="9016"/>
             </w:tabs>
             <w:rPr>
-              <w:rFonts w:ascii="Arial" w:hAnsi="Arial" w:cs="Arial"/>
+              <w:rFonts w:ascii="Arial" w:eastAsiaTheme="minorEastAsia" w:hAnsi="Arial" w:cs="Arial"/>
               <w:noProof/>
+              <w:kern w:val="2"/>
+              <w:sz w:val="24"/>
+              <w:szCs w:val="24"/>
+              <w14:ligatures w14:val="standardContextual"/>
             </w:rPr>
           </w:pPr>
-          <w:hyperlink w:anchor="_Toc239515337" w:history="1">
+          <w:hyperlink w:anchor="_Toc239525455" w:history="1">
             <w:r>
               <w:rPr>
                 <w:rStyle w:val="Hyperlink"/>
@@ -1189,7 +1209,7 @@
                 <w:noProof/>
                 <w:webHidden/>
               </w:rPr>
-              <w:instrText xml:space="preserve"> PAGEREF _Toc239515337 \h </w:instrText>
+              <w:instrText xml:space="preserve"> PAGEREF _Toc239525455 \h </w:instrText>
             </w:r>
             <w:r>
               <w:rPr>
@@ -1212,7 +1232,7 @@
                 <w:noProof/>
                 <w:webHidden/>
               </w:rPr>
-              <w:t>3</w:t>
+              <w:t>4</w:t>
             </w:r>
             <w:r>
               <w:rPr>
@@ -1231,11 +1251,15 @@
               <w:tab w:val="right" w:leader="dot" w:pos="9016"/>
             </w:tabs>
             <w:rPr>
-              <w:rFonts w:ascii="Arial" w:hAnsi="Arial" w:cs="Arial"/>
+              <w:rFonts w:ascii="Arial" w:eastAsiaTheme="minorEastAsia" w:hAnsi="Arial" w:cs="Arial"/>
               <w:noProof/>
+              <w:kern w:val="2"/>
+              <w:sz w:val="24"/>
+              <w:szCs w:val="24"/>
+              <w14:ligatures w14:val="standardContextual"/>
             </w:rPr>
           </w:pPr>
-          <w:hyperlink w:anchor="_Toc239515338" w:history="1">
+          <w:hyperlink w:anchor="_Toc239525456" w:history="1">
             <w:r>
               <w:rPr>
                 <w:rStyle w:val="Hyperlink"/>
@@ -1266,7 +1290,7 @@
                 <w:noProof/>
                 <w:webHidden/>
               </w:rPr>
-              <w:instrText xml:space="preserve"> PAGEREF _Toc239515338 \h </w:instrText>
+              <w:instrText xml:space="preserve"> PAGEREF _Toc239525456 \h </w:instrText>
             </w:r>
             <w:r>
               <w:rPr>
@@ -1289,7 +1313,7 @@
                 <w:noProof/>
                 <w:webHidden/>
               </w:rPr>
-              <w:t>3</w:t>
+              <w:t>4</w:t>
             </w:r>
             <w:r>
               <w:rPr>
@@ -1308,11 +1332,15 @@
               <w:tab w:val="right" w:leader="dot" w:pos="9016"/>
             </w:tabs>
             <w:rPr>
-              <w:rFonts w:ascii="Arial" w:hAnsi="Arial" w:cs="Arial"/>
+              <w:rFonts w:ascii="Arial" w:eastAsiaTheme="minorEastAsia" w:hAnsi="Arial" w:cs="Arial"/>
               <w:noProof/>
+              <w:kern w:val="2"/>
+              <w:sz w:val="24"/>
+              <w:szCs w:val="24"/>
+              <w14:ligatures w14:val="standardContextual"/>
             </w:rPr>
           </w:pPr>
-          <w:hyperlink w:anchor="_Toc239515339" w:history="1">
+          <w:hyperlink w:anchor="_Toc239525457" w:history="1">
             <w:r>
               <w:rPr>
                 <w:rStyle w:val="Hyperlink"/>
@@ -1343,7 +1371,7 @@
                 <w:noProof/>
                 <w:webHidden/>
               </w:rPr>
-              <w:instrText xml:space="preserve"> PAGEREF _Toc239515339 \h </w:instrText>
+              <w:instrText xml:space="preserve"> PAGEREF _Toc239525457 \h </w:instrText>
             </w:r>
             <w:r>
               <w:rPr>
@@ -1366,7 +1394,7 @@
                 <w:noProof/>
                 <w:webHidden/>
               </w:rPr>
-              <w:t>3</w:t>
+              <w:t>4</w:t>
             </w:r>
             <w:r>
               <w:rPr>
@@ -1385,13 +1413,17 @@
               <w:tab w:val="right" w:leader="dot" w:pos="9016"/>
             </w:tabs>
             <w:rPr>
-              <w:rFonts w:ascii="Arial" w:hAnsi="Arial" w:cs="Arial"/>
+              <w:rFonts w:ascii="Arial" w:eastAsiaTheme="minorEastAsia" w:hAnsi="Arial" w:cs="Arial"/>
               <w:b/>
               <w:bCs/>
               <w:noProof/>
+              <w:kern w:val="2"/>
+              <w:sz w:val="24"/>
+              <w:szCs w:val="24"/>
+              <w14:ligatures w14:val="standardContextual"/>
             </w:rPr>
           </w:pPr>
-          <w:hyperlink w:anchor="_Toc239515340" w:history="1">
+          <w:hyperlink w:anchor="_Toc239525458" w:history="1">
             <w:r>
               <w:rPr>
                 <w:rStyle w:val="Hyperlink"/>
@@ -1400,27 +1432,27 @@
                 <w:bCs/>
                 <w:noProof/>
               </w:rPr>
-              <w:t>1.3.1 Original SSL Stack a</w:t>
-            </w:r>
-            <w:r>
-              <w:rPr>
-                <w:rStyle w:val="Hyperlink"/>
+              <w:t>1.3.1 Original SSL Stack at Firmware 2.00</w:t>
+            </w:r>
+            <w:r>
+              <w:rPr>
                 <w:rFonts w:ascii="Arial" w:hAnsi="Arial" w:cs="Arial"/>
                 <w:b/>
                 <w:bCs/>
                 <w:noProof/>
-              </w:rPr>
-              <w:t>t</w:t>
-            </w:r>
-            <w:r>
-              <w:rPr>
-                <w:rStyle w:val="Hyperlink"/>
+                <w:webHidden/>
+              </w:rPr>
+              <w:tab/>
+            </w:r>
+            <w:r>
+              <w:rPr>
                 <w:rFonts w:ascii="Arial" w:hAnsi="Arial" w:cs="Arial"/>
                 <w:b/>
                 <w:bCs/>
                 <w:noProof/>
-              </w:rPr>
-              <w:t xml:space="preserve"> Firmware 2.00</w:t>
+                <w:webHidden/>
+              </w:rPr>
+              <w:fldChar w:fldCharType="begin"/>
             </w:r>
             <w:r>
               <w:rPr>
@@ -1430,7 +1462,7 @@
                 <w:noProof/>
                 <w:webHidden/>
               </w:rPr>
-              <w:tab/>
+              <w:instrText xml:space="preserve"> PAGEREF _Toc239525458 \h </w:instrText>
             </w:r>
             <w:r>
               <w:rPr>
@@ -1440,7 +1472,6 @@
                 <w:noProof/>
                 <w:webHidden/>
               </w:rPr>
-              <w:fldChar w:fldCharType="begin"/>
             </w:r>
             <w:r>
               <w:rPr>
@@ -1450,7 +1481,7 @@
                 <w:noProof/>
                 <w:webHidden/>
               </w:rPr>
-              <w:instrText xml:space="preserve"> PAGEREF _Toc239515340 \h </w:instrText>
+              <w:fldChar w:fldCharType="separate"/>
             </w:r>
             <w:r>
               <w:rPr>
@@ -1460,26 +1491,7 @@
                 <w:noProof/>
                 <w:webHidden/>
               </w:rPr>
-            </w:r>
-            <w:r>
-              <w:rPr>
-                <w:rFonts w:ascii="Arial" w:hAnsi="Arial" w:cs="Arial"/>
-                <w:b/>
-                <w:bCs/>
-                <w:noProof/>
-                <w:webHidden/>
-              </w:rPr>
-              <w:fldChar w:fldCharType="separate"/>
-            </w:r>
-            <w:r>
-              <w:rPr>
-                <w:rFonts w:ascii="Arial" w:hAnsi="Arial" w:cs="Arial"/>
-                <w:b/>
-                <w:bCs/>
-                <w:noProof/>
-                <w:webHidden/>
-              </w:rPr>
-              <w:t>3</w:t>
+              <w:t>4</w:t>
             </w:r>
             <w:r>
               <w:rPr>
@@ -1500,13 +1512,17 @@
               <w:tab w:val="right" w:leader="dot" w:pos="9016"/>
             </w:tabs>
             <w:rPr>
-              <w:rFonts w:ascii="Arial" w:hAnsi="Arial" w:cs="Arial"/>
+              <w:rFonts w:ascii="Arial" w:eastAsiaTheme="minorEastAsia" w:hAnsi="Arial" w:cs="Arial"/>
               <w:b/>
               <w:bCs/>
               <w:noProof/>
+              <w:kern w:val="2"/>
+              <w:sz w:val="24"/>
+              <w:szCs w:val="24"/>
+              <w14:ligatures w14:val="standardContextual"/>
             </w:rPr>
           </w:pPr>
-          <w:hyperlink w:anchor="_Toc239515341" w:history="1">
+          <w:hyperlink w:anchor="_Toc239525459" w:history="1">
             <w:r>
               <w:rPr>
                 <w:rStyle w:val="Hyperlink"/>
@@ -1545,7 +1561,7 @@
                 <w:noProof/>
                 <w:webHidden/>
               </w:rPr>
-              <w:instrText xml:space="preserve"> PAGEREF _Toc239515341 \h </w:instrText>
+              <w:instrText xml:space="preserve"> PAGEREF _Toc239525459 \h </w:instrText>
             </w:r>
             <w:r>
               <w:rPr>
@@ -1574,7 +1590,7 @@
                 <w:noProof/>
                 <w:webHidden/>
               </w:rPr>
-              <w:t>4</w:t>
+              <w:t>5</w:t>
             </w:r>
             <w:r>
               <w:rPr>
@@ -1595,13 +1611,17 @@
               <w:tab w:val="right" w:leader="dot" w:pos="9016"/>
             </w:tabs>
             <w:rPr>
-              <w:rFonts w:ascii="Arial" w:hAnsi="Arial" w:cs="Arial"/>
+              <w:rFonts w:ascii="Arial" w:eastAsiaTheme="minorEastAsia" w:hAnsi="Arial" w:cs="Arial"/>
               <w:b/>
               <w:bCs/>
               <w:noProof/>
+              <w:kern w:val="2"/>
+              <w:sz w:val="24"/>
+              <w:szCs w:val="24"/>
+              <w14:ligatures w14:val="standardContextual"/>
             </w:rPr>
           </w:pPr>
-          <w:hyperlink w:anchor="_Toc239515342" w:history="1">
+          <w:hyperlink w:anchor="_Toc239525460" w:history="1">
             <w:r>
               <w:rPr>
                 <w:rStyle w:val="Hyperlink"/>
@@ -1610,27 +1630,27 @@
                 <w:bCs/>
                 <w:noProof/>
               </w:rPr>
-              <w:t>1.3.3 ARK-4 and Root Certificate Updates</w:t>
-            </w:r>
-            <w:r>
-              <w:rPr>
+              <w:t xml:space="preserve">1.3.3 ARK-4 and Root </w:t>
+            </w:r>
+            <w:r>
+              <w:rPr>
+                <w:rStyle w:val="Hyperlink"/>
                 <w:rFonts w:ascii="Arial" w:hAnsi="Arial" w:cs="Arial"/>
                 <w:b/>
                 <w:bCs/>
                 <w:noProof/>
-                <w:webHidden/>
-              </w:rPr>
-              <w:tab/>
-            </w:r>
-            <w:r>
-              <w:rPr>
+              </w:rPr>
+              <w:t>C</w:t>
+            </w:r>
+            <w:r>
+              <w:rPr>
+                <w:rStyle w:val="Hyperlink"/>
                 <w:rFonts w:ascii="Arial" w:hAnsi="Arial" w:cs="Arial"/>
                 <w:b/>
                 <w:bCs/>
                 <w:noProof/>
-                <w:webHidden/>
-              </w:rPr>
-              <w:fldChar w:fldCharType="begin"/>
+              </w:rPr>
+              <w:t>ertificate Updates</w:t>
             </w:r>
             <w:r>
               <w:rPr>
@@ -1640,7 +1660,7 @@
                 <w:noProof/>
                 <w:webHidden/>
               </w:rPr>
-              <w:instrText xml:space="preserve"> PAGEREF _Toc239515342 \h </w:instrText>
+              <w:tab/>
             </w:r>
             <w:r>
               <w:rPr>
@@ -1650,6 +1670,7 @@
                 <w:noProof/>
                 <w:webHidden/>
               </w:rPr>
+              <w:fldChar w:fldCharType="begin"/>
             </w:r>
             <w:r>
               <w:rPr>
@@ -1659,7 +1680,7 @@
                 <w:noProof/>
                 <w:webHidden/>
               </w:rPr>
-              <w:fldChar w:fldCharType="separate"/>
+              <w:instrText xml:space="preserve"> PAGEREF _Toc239525460 \h </w:instrText>
             </w:r>
             <w:r>
               <w:rPr>
@@ -1669,7 +1690,26 @@
                 <w:noProof/>
                 <w:webHidden/>
               </w:rPr>
-              <w:t>4</w:t>
+            </w:r>
+            <w:r>
+              <w:rPr>
+                <w:rFonts w:ascii="Arial" w:hAnsi="Arial" w:cs="Arial"/>
+                <w:b/>
+                <w:bCs/>
+                <w:noProof/>
+                <w:webHidden/>
+              </w:rPr>
+              <w:fldChar w:fldCharType="separate"/>
+            </w:r>
+            <w:r>
+              <w:rPr>
+                <w:rFonts w:ascii="Arial" w:hAnsi="Arial" w:cs="Arial"/>
+                <w:b/>
+                <w:bCs/>
+                <w:noProof/>
+                <w:webHidden/>
+              </w:rPr>
+              <w:t>5</w:t>
             </w:r>
             <w:r>
               <w:rPr>
@@ -1690,13 +1730,17 @@
               <w:tab w:val="right" w:leader="dot" w:pos="9016"/>
             </w:tabs>
             <w:rPr>
-              <w:rFonts w:ascii="Arial" w:hAnsi="Arial" w:cs="Arial"/>
+              <w:rFonts w:ascii="Arial" w:eastAsiaTheme="minorEastAsia" w:hAnsi="Arial" w:cs="Arial"/>
               <w:b/>
               <w:bCs/>
               <w:noProof/>
+              <w:kern w:val="2"/>
+              <w:sz w:val="24"/>
+              <w:szCs w:val="24"/>
+              <w14:ligatures w14:val="standardContextual"/>
             </w:rPr>
           </w:pPr>
-          <w:hyperlink w:anchor="_Toc239515343" w:history="1">
+          <w:hyperlink w:anchor="_Toc239525461" w:history="1">
             <w:r>
               <w:rPr>
                 <w:rStyle w:val="Hyperlink"/>
@@ -1735,7 +1779,7 @@
                 <w:noProof/>
                 <w:webHidden/>
               </w:rPr>
-              <w:instrText xml:space="preserve"> PAGEREF _Toc239515343 \h </w:instrText>
+              <w:instrText xml:space="preserve"> PAGEREF _Toc239525461 \h </w:instrText>
             </w:r>
             <w:r>
               <w:rPr>
@@ -1764,7 +1808,7 @@
                 <w:noProof/>
                 <w:webHidden/>
               </w:rPr>
-              <w:t>4</w:t>
+              <w:t>5</w:t>
             </w:r>
             <w:r>
               <w:rPr>
@@ -1785,11 +1829,17 @@
               <w:tab w:val="right" w:leader="dot" w:pos="9016"/>
             </w:tabs>
             <w:rPr>
-              <w:rFonts w:ascii="Arial" w:hAnsi="Arial" w:cs="Arial"/>
+              <w:rFonts w:ascii="Arial" w:eastAsiaTheme="minorEastAsia" w:hAnsi="Arial" w:cs="Arial"/>
+              <w:b w:val="0"/>
+              <w:bCs w:val="0"/>
+              <w:i w:val="0"/>
+              <w:iCs w:val="0"/>
               <w:noProof/>
+              <w:kern w:val="2"/>
+              <w14:ligatures w14:val="standardContextual"/>
             </w:rPr>
           </w:pPr>
-          <w:hyperlink w:anchor="_Toc239515344" w:history="1">
+          <w:hyperlink w:anchor="_Toc239525462" w:history="1">
             <w:r>
               <w:rPr>
                 <w:rStyle w:val="Hyperlink"/>
@@ -1820,7 +1870,7 @@
                 <w:noProof/>
                 <w:webHidden/>
               </w:rPr>
-              <w:instrText xml:space="preserve"> PAGEREF _Toc239515344 \h </w:instrText>
+              <w:instrText xml:space="preserve"> PAGEREF _Toc239525462 \h </w:instrText>
             </w:r>
             <w:r>
               <w:rPr>
@@ -1843,7 +1893,7 @@
                 <w:noProof/>
                 <w:webHidden/>
               </w:rPr>
-              <w:t>5</w:t>
+              <w:t>6</w:t>
             </w:r>
             <w:r>
               <w:rPr>
@@ -1862,11 +1912,17 @@
               <w:tab w:val="right" w:leader="dot" w:pos="9016"/>
             </w:tabs>
             <w:rPr>
-              <w:rFonts w:ascii="Arial" w:hAnsi="Arial" w:cs="Arial"/>
+              <w:rFonts w:ascii="Arial" w:eastAsiaTheme="minorEastAsia" w:hAnsi="Arial" w:cs="Arial"/>
+              <w:b w:val="0"/>
+              <w:bCs w:val="0"/>
               <w:noProof/>
+              <w:kern w:val="2"/>
+              <w:sz w:val="24"/>
+              <w:szCs w:val="24"/>
+              <w14:ligatures w14:val="standardContextual"/>
             </w:rPr>
           </w:pPr>
-          <w:hyperlink w:anchor="_Toc239515345" w:history="1">
+          <w:hyperlink w:anchor="_Toc239525463" w:history="1">
             <w:r>
               <w:rPr>
                 <w:rStyle w:val="Hyperlink"/>
@@ -1897,7 +1953,7 @@
                 <w:noProof/>
                 <w:webHidden/>
               </w:rPr>
-              <w:instrText xml:space="preserve"> PAGEREF _Toc239515345 \h </w:instrText>
+              <w:instrText xml:space="preserve"> PAGEREF _Toc239525463 \h </w:instrText>
             </w:r>
             <w:r>
               <w:rPr>
@@ -1920,7 +1976,7 @@
                 <w:noProof/>
                 <w:webHidden/>
               </w:rPr>
-              <w:t>5</w:t>
+              <w:t>6</w:t>
             </w:r>
             <w:r>
               <w:rPr>
@@ -1939,11 +1995,17 @@
               <w:tab w:val="right" w:leader="dot" w:pos="9016"/>
             </w:tabs>
             <w:rPr>
-              <w:rFonts w:ascii="Arial" w:hAnsi="Arial" w:cs="Arial"/>
+              <w:rFonts w:ascii="Arial" w:eastAsiaTheme="minorEastAsia" w:hAnsi="Arial" w:cs="Arial"/>
+              <w:b w:val="0"/>
+              <w:bCs w:val="0"/>
               <w:noProof/>
+              <w:kern w:val="2"/>
+              <w:sz w:val="24"/>
+              <w:szCs w:val="24"/>
+              <w14:ligatures w14:val="standardContextual"/>
             </w:rPr>
           </w:pPr>
-          <w:hyperlink w:anchor="_Toc239515346" w:history="1">
+          <w:hyperlink w:anchor="_Toc239525464" w:history="1">
             <w:r>
               <w:rPr>
                 <w:rStyle w:val="Hyperlink"/>
@@ -1974,7 +2036,7 @@
                 <w:noProof/>
                 <w:webHidden/>
               </w:rPr>
-              <w:instrText xml:space="preserve"> PAGEREF _Toc239515346 \h </w:instrText>
+              <w:instrText xml:space="preserve"> PAGEREF _Toc239525464 \h </w:instrText>
             </w:r>
             <w:r>
               <w:rPr>
@@ -1997,7 +2059,7 @@
                 <w:noProof/>
                 <w:webHidden/>
               </w:rPr>
-              <w:t>5</w:t>
+              <w:t>6</w:t>
             </w:r>
             <w:r>
               <w:rPr>
@@ -2016,11 +2078,17 @@
               <w:tab w:val="right" w:leader="dot" w:pos="9016"/>
             </w:tabs>
             <w:rPr>
-              <w:rFonts w:ascii="Arial" w:hAnsi="Arial" w:cs="Arial"/>
+              <w:rFonts w:ascii="Arial" w:eastAsiaTheme="minorEastAsia" w:hAnsi="Arial" w:cs="Arial"/>
+              <w:b w:val="0"/>
+              <w:bCs w:val="0"/>
               <w:noProof/>
+              <w:kern w:val="2"/>
+              <w:sz w:val="24"/>
+              <w:szCs w:val="24"/>
+              <w14:ligatures w14:val="standardContextual"/>
             </w:rPr>
           </w:pPr>
-          <w:hyperlink w:anchor="_Toc239515347" w:history="1">
+          <w:hyperlink w:anchor="_Toc239525465" w:history="1">
             <w:r>
               <w:rPr>
                 <w:rStyle w:val="Hyperlink"/>
@@ -2051,7 +2119,7 @@
                 <w:noProof/>
                 <w:webHidden/>
               </w:rPr>
-              <w:instrText xml:space="preserve"> PAGEREF _Toc239515347 \h </w:instrText>
+              <w:instrText xml:space="preserve"> PAGEREF _Toc239525465 \h </w:instrText>
             </w:r>
             <w:r>
               <w:rPr>
@@ -2074,7 +2142,7 @@
                 <w:noProof/>
                 <w:webHidden/>
               </w:rPr>
-              <w:t>5</w:t>
+              <w:t>6</w:t>
             </w:r>
             <w:r>
               <w:rPr>
@@ -2093,11 +2161,17 @@
               <w:tab w:val="right" w:leader="dot" w:pos="9016"/>
             </w:tabs>
             <w:rPr>
-              <w:rFonts w:ascii="Arial" w:hAnsi="Arial" w:cs="Arial"/>
+              <w:rFonts w:ascii="Arial" w:eastAsiaTheme="minorEastAsia" w:hAnsi="Arial" w:cs="Arial"/>
+              <w:b w:val="0"/>
+              <w:bCs w:val="0"/>
+              <w:i w:val="0"/>
+              <w:iCs w:val="0"/>
               <w:noProof/>
+              <w:kern w:val="2"/>
+              <w14:ligatures w14:val="standardContextual"/>
             </w:rPr>
           </w:pPr>
-          <w:hyperlink w:anchor="_Toc239515348" w:history="1">
+          <w:hyperlink w:anchor="_Toc239525466" w:history="1">
             <w:r>
               <w:rPr>
                 <w:rStyle w:val="Hyperlink"/>
@@ -2128,7 +2202,7 @@
                 <w:noProof/>
                 <w:webHidden/>
               </w:rPr>
-              <w:instrText xml:space="preserve"> PAGEREF _Toc239515348 \h </w:instrText>
+              <w:instrText xml:space="preserve"> PAGEREF _Toc239525466 \h </w:instrText>
             </w:r>
             <w:r>
               <w:rPr>
@@ -2151,7 +2225,7 @@
                 <w:noProof/>
                 <w:webHidden/>
               </w:rPr>
-              <w:t>6</w:t>
+              <w:t>7</w:t>
             </w:r>
             <w:r>
               <w:rPr>
@@ -2170,11 +2244,17 @@
               <w:tab w:val="right" w:leader="dot" w:pos="9016"/>
             </w:tabs>
             <w:rPr>
-              <w:rFonts w:ascii="Arial" w:hAnsi="Arial" w:cs="Arial"/>
+              <w:rFonts w:ascii="Arial" w:eastAsiaTheme="minorEastAsia" w:hAnsi="Arial" w:cs="Arial"/>
+              <w:b w:val="0"/>
+              <w:bCs w:val="0"/>
               <w:noProof/>
+              <w:kern w:val="2"/>
+              <w:sz w:val="24"/>
+              <w:szCs w:val="24"/>
+              <w14:ligatures w14:val="standardContextual"/>
             </w:rPr>
           </w:pPr>
-          <w:hyperlink w:anchor="_Toc239515349" w:history="1">
+          <w:hyperlink w:anchor="_Toc239525467" w:history="1">
             <w:r>
               <w:rPr>
                 <w:rStyle w:val="Hyperlink"/>
@@ -2205,7 +2285,7 @@
                 <w:noProof/>
                 <w:webHidden/>
               </w:rPr>
-              <w:instrText xml:space="preserve"> PAGEREF _Toc239515349 \h </w:instrText>
+              <w:instrText xml:space="preserve"> PAGEREF _Toc239525467 \h </w:instrText>
             </w:r>
             <w:r>
               <w:rPr>
@@ -2228,7 +2308,7 @@
                 <w:noProof/>
                 <w:webHidden/>
               </w:rPr>
-              <w:t>6</w:t>
+              <w:t>7</w:t>
             </w:r>
             <w:r>
               <w:rPr>
@@ -2247,11 +2327,17 @@
               <w:tab w:val="right" w:leader="dot" w:pos="9016"/>
             </w:tabs>
             <w:rPr>
-              <w:rFonts w:ascii="Arial" w:hAnsi="Arial" w:cs="Arial"/>
+              <w:rFonts w:ascii="Arial" w:eastAsiaTheme="minorEastAsia" w:hAnsi="Arial" w:cs="Arial"/>
+              <w:b w:val="0"/>
+              <w:bCs w:val="0"/>
               <w:noProof/>
+              <w:kern w:val="2"/>
+              <w:sz w:val="24"/>
+              <w:szCs w:val="24"/>
+              <w14:ligatures w14:val="standardContextual"/>
             </w:rPr>
           </w:pPr>
-          <w:hyperlink w:anchor="_Toc239515350" w:history="1">
+          <w:hyperlink w:anchor="_Toc239525468" w:history="1">
             <w:r>
               <w:rPr>
                 <w:rStyle w:val="Hyperlink"/>
@@ -2282,7 +2368,7 @@
                 <w:noProof/>
                 <w:webHidden/>
               </w:rPr>
-              <w:instrText xml:space="preserve"> PAGEREF _Toc239515350 \h </w:instrText>
+              <w:instrText xml:space="preserve"> PAGEREF _Toc239525468 \h </w:instrText>
             </w:r>
             <w:r>
               <w:rPr>
@@ -2305,7 +2391,7 @@
                 <w:noProof/>
                 <w:webHidden/>
               </w:rPr>
-              <w:t>6</w:t>
+              <w:t>7</w:t>
             </w:r>
             <w:r>
               <w:rPr>
@@ -2324,11 +2410,17 @@
               <w:tab w:val="right" w:leader="dot" w:pos="9016"/>
             </w:tabs>
             <w:rPr>
-              <w:rFonts w:ascii="Arial" w:hAnsi="Arial" w:cs="Arial"/>
+              <w:rFonts w:ascii="Arial" w:eastAsiaTheme="minorEastAsia" w:hAnsi="Arial" w:cs="Arial"/>
+              <w:b w:val="0"/>
+              <w:bCs w:val="0"/>
               <w:noProof/>
+              <w:kern w:val="2"/>
+              <w:sz w:val="24"/>
+              <w:szCs w:val="24"/>
+              <w14:ligatures w14:val="standardContextual"/>
             </w:rPr>
           </w:pPr>
-          <w:hyperlink w:anchor="_Toc239515351" w:history="1">
+          <w:hyperlink w:anchor="_Toc239525469" w:history="1">
             <w:r>
               <w:rPr>
                 <w:rStyle w:val="Hyperlink"/>
@@ -2359,7 +2451,7 @@
                 <w:noProof/>
                 <w:webHidden/>
               </w:rPr>
-              <w:instrText xml:space="preserve"> PAGEREF _Toc239515351 \h </w:instrText>
+              <w:instrText xml:space="preserve"> PAGEREF _Toc239525469 \h </w:instrText>
             </w:r>
             <w:r>
               <w:rPr>
@@ -2382,7 +2474,7 @@
                 <w:noProof/>
                 <w:webHidden/>
               </w:rPr>
-              <w:t>6</w:t>
+              <w:t>7</w:t>
             </w:r>
             <w:r>
               <w:rPr>
@@ -2401,11 +2493,17 @@
               <w:tab w:val="right" w:leader="dot" w:pos="9016"/>
             </w:tabs>
             <w:rPr>
-              <w:rFonts w:ascii="Arial" w:hAnsi="Arial" w:cs="Arial"/>
+              <w:rFonts w:ascii="Arial" w:eastAsiaTheme="minorEastAsia" w:hAnsi="Arial" w:cs="Arial"/>
+              <w:b w:val="0"/>
+              <w:bCs w:val="0"/>
               <w:noProof/>
+              <w:kern w:val="2"/>
+              <w:sz w:val="24"/>
+              <w:szCs w:val="24"/>
+              <w14:ligatures w14:val="standardContextual"/>
             </w:rPr>
           </w:pPr>
-          <w:hyperlink w:anchor="_Toc239515352" w:history="1">
+          <w:hyperlink w:anchor="_Toc239525470" w:history="1">
             <w:r>
               <w:rPr>
                 <w:rStyle w:val="Hyperlink"/>
@@ -2436,7 +2534,7 @@
                 <w:noProof/>
                 <w:webHidden/>
               </w:rPr>
-              <w:instrText xml:space="preserve"> PAGEREF _Toc239515352 \h </w:instrText>
+              <w:instrText xml:space="preserve"> PAGEREF _Toc239525470 \h </w:instrText>
             </w:r>
             <w:r>
               <w:rPr>
@@ -2459,7 +2557,7 @@
                 <w:noProof/>
                 <w:webHidden/>
               </w:rPr>
-              <w:t>6</w:t>
+              <w:t>7</w:t>
             </w:r>
             <w:r>
               <w:rPr>
@@ -2478,11 +2576,17 @@
               <w:tab w:val="right" w:leader="dot" w:pos="9016"/>
             </w:tabs>
             <w:rPr>
-              <w:rFonts w:ascii="Arial" w:hAnsi="Arial" w:cs="Arial"/>
+              <w:rFonts w:ascii="Arial" w:eastAsiaTheme="minorEastAsia" w:hAnsi="Arial" w:cs="Arial"/>
+              <w:b w:val="0"/>
+              <w:bCs w:val="0"/>
+              <w:i w:val="0"/>
+              <w:iCs w:val="0"/>
               <w:noProof/>
+              <w:kern w:val="2"/>
+              <w14:ligatures w14:val="standardContextual"/>
             </w:rPr>
           </w:pPr>
-          <w:hyperlink w:anchor="_Toc239515353" w:history="1">
+          <w:hyperlink w:anchor="_Toc239525471" w:history="1">
             <w:r>
               <w:rPr>
                 <w:rStyle w:val="Hyperlink"/>
@@ -2513,7 +2617,7 @@
                 <w:noProof/>
                 <w:webHidden/>
               </w:rPr>
-              <w:instrText xml:space="preserve"> PAGEREF _Toc239515353 \h </w:instrText>
+              <w:instrText xml:space="preserve"> PAGEREF _Toc239525471 \h </w:instrText>
             </w:r>
             <w:r>
               <w:rPr>
@@ -2536,7 +2640,7 @@
                 <w:noProof/>
                 <w:webHidden/>
               </w:rPr>
-              <w:t>8</w:t>
+              <w:t>9</w:t>
             </w:r>
             <w:r>
               <w:rPr>
@@ -2555,18 +2659,24 @@
               <w:tab w:val="right" w:leader="dot" w:pos="9016"/>
             </w:tabs>
             <w:rPr>
-              <w:rFonts w:ascii="Arial" w:hAnsi="Arial" w:cs="Arial"/>
+              <w:rFonts w:ascii="Arial" w:eastAsiaTheme="minorEastAsia" w:hAnsi="Arial" w:cs="Arial"/>
+              <w:b w:val="0"/>
+              <w:bCs w:val="0"/>
               <w:noProof/>
+              <w:kern w:val="2"/>
+              <w:sz w:val="24"/>
+              <w:szCs w:val="24"/>
+              <w14:ligatures w14:val="standardContextual"/>
             </w:rPr>
           </w:pPr>
-          <w:hyperlink w:anchor="_Toc239515354" w:history="1">
+          <w:hyperlink w:anchor="_Toc239525472" w:history="1">
             <w:r>
               <w:rPr>
                 <w:rStyle w:val="Hyperlink"/>
                 <w:rFonts w:ascii="Arial" w:hAnsi="Arial" w:cs="Arial"/>
                 <w:noProof/>
               </w:rPr>
-              <w:t>4.1 Site Selection and TLS Compatibility</w:t>
+              <w:t>4.1 Experimental Methodology</w:t>
             </w:r>
             <w:r>
               <w:rPr>
@@ -2590,7 +2700,7 @@
                 <w:noProof/>
                 <w:webHidden/>
               </w:rPr>
-              <w:instrText xml:space="preserve"> PAGEREF _Toc239515354 \h </w:instrText>
+              <w:instrText xml:space="preserve"> PAGEREF _Toc239525472 \h </w:instrText>
             </w:r>
             <w:r>
               <w:rPr>
@@ -2613,7 +2723,7 @@
                 <w:noProof/>
                 <w:webHidden/>
               </w:rPr>
-              <w:t>8</w:t>
+              <w:t>9</w:t>
             </w:r>
             <w:r>
               <w:rPr>
@@ -2632,18 +2742,24 @@
               <w:tab w:val="right" w:leader="dot" w:pos="9016"/>
             </w:tabs>
             <w:rPr>
-              <w:rFonts w:ascii="Arial" w:hAnsi="Arial" w:cs="Arial"/>
+              <w:rFonts w:ascii="Arial" w:eastAsiaTheme="minorEastAsia" w:hAnsi="Arial" w:cs="Arial"/>
+              <w:b w:val="0"/>
+              <w:bCs w:val="0"/>
               <w:noProof/>
+              <w:kern w:val="2"/>
+              <w:sz w:val="24"/>
+              <w:szCs w:val="24"/>
+              <w14:ligatures w14:val="standardContextual"/>
             </w:rPr>
           </w:pPr>
-          <w:hyperlink w:anchor="_Toc239515355" w:history="1">
+          <w:hyperlink w:anchor="_Toc239525473" w:history="1">
             <w:r>
               <w:rPr>
                 <w:rStyle w:val="Hyperlink"/>
                 <w:rFonts w:ascii="Arial" w:hAnsi="Arial" w:cs="Arial"/>
                 <w:noProof/>
               </w:rPr>
-              <w:t>4.2 CNN Lite, NPR Text, CBC Lite</w:t>
+              <w:t>4.2 Site Selection and TLS Compatibility</w:t>
             </w:r>
             <w:r>
               <w:rPr>
@@ -2667,7 +2783,7 @@
                 <w:noProof/>
                 <w:webHidden/>
               </w:rPr>
-              <w:instrText xml:space="preserve"> PAGEREF _Toc239515355 \h </w:instrText>
+              <w:instrText xml:space="preserve"> PAGEREF _Toc239525473 \h </w:instrText>
             </w:r>
             <w:r>
               <w:rPr>
@@ -2709,18 +2825,24 @@
               <w:tab w:val="right" w:leader="dot" w:pos="9016"/>
             </w:tabs>
             <w:rPr>
-              <w:rFonts w:ascii="Arial" w:hAnsi="Arial" w:cs="Arial"/>
+              <w:rFonts w:ascii="Arial" w:eastAsiaTheme="minorEastAsia" w:hAnsi="Arial" w:cs="Arial"/>
+              <w:b w:val="0"/>
+              <w:bCs w:val="0"/>
               <w:noProof/>
+              <w:kern w:val="2"/>
+              <w:sz w:val="24"/>
+              <w:szCs w:val="24"/>
+              <w14:ligatures w14:val="standardContextual"/>
             </w:rPr>
           </w:pPr>
-          <w:hyperlink w:anchor="_Toc239515356" w:history="1">
+          <w:hyperlink w:anchor="_Toc239525474" w:history="1">
             <w:r>
               <w:rPr>
                 <w:rStyle w:val="Hyperlink"/>
                 <w:rFonts w:ascii="Arial" w:hAnsi="Arial" w:cs="Arial"/>
                 <w:noProof/>
               </w:rPr>
-              <w:t>4.3 Human Rights Watch</w:t>
+              <w:t>4.3 CNN Lite, NPR Text, CBC Lite</w:t>
             </w:r>
             <w:r>
               <w:rPr>
@@ -2744,7 +2866,7 @@
                 <w:noProof/>
                 <w:webHidden/>
               </w:rPr>
-              <w:instrText xml:space="preserve"> PAGEREF _Toc239515356 \h </w:instrText>
+              <w:instrText xml:space="preserve"> PAGEREF _Toc239525474 \h </w:instrText>
             </w:r>
             <w:r>
               <w:rPr>
@@ -2767,7 +2889,7 @@
                 <w:noProof/>
                 <w:webHidden/>
               </w:rPr>
-              <w:t>11</w:t>
+              <w:t>10</w:t>
             </w:r>
             <w:r>
               <w:rPr>
@@ -2786,18 +2908,24 @@
               <w:tab w:val="right" w:leader="dot" w:pos="9016"/>
             </w:tabs>
             <w:rPr>
-              <w:rFonts w:ascii="Arial" w:hAnsi="Arial" w:cs="Arial"/>
+              <w:rFonts w:ascii="Arial" w:eastAsiaTheme="minorEastAsia" w:hAnsi="Arial" w:cs="Arial"/>
+              <w:b w:val="0"/>
+              <w:bCs w:val="0"/>
               <w:noProof/>
+              <w:kern w:val="2"/>
+              <w:sz w:val="24"/>
+              <w:szCs w:val="24"/>
+              <w14:ligatures w14:val="standardContextual"/>
             </w:rPr>
           </w:pPr>
-          <w:hyperlink w:anchor="_Toc239515357" w:history="1">
+          <w:hyperlink w:anchor="_Toc239525475" w:history="1">
             <w:r>
               <w:rPr>
                 <w:rStyle w:val="Hyperlink"/>
                 <w:rFonts w:ascii="Arial" w:hAnsi="Arial" w:cs="Arial"/>
                 <w:noProof/>
               </w:rPr>
-              <w:t>4.4 GNU FTP</w:t>
+              <w:t>4.4 Human Rights Watch</w:t>
             </w:r>
             <w:r>
               <w:rPr>
@@ -2821,7 +2949,7 @@
                 <w:noProof/>
                 <w:webHidden/>
               </w:rPr>
-              <w:instrText xml:space="preserve"> PAGEREF _Toc239515357 \h </w:instrText>
+              <w:instrText xml:space="preserve"> PAGEREF _Toc239525475 \h </w:instrText>
             </w:r>
             <w:r>
               <w:rPr>
@@ -2863,18 +2991,24 @@
               <w:tab w:val="right" w:leader="dot" w:pos="9016"/>
             </w:tabs>
             <w:rPr>
-              <w:rFonts w:ascii="Arial" w:hAnsi="Arial" w:cs="Arial"/>
+              <w:rFonts w:ascii="Arial" w:eastAsiaTheme="minorEastAsia" w:hAnsi="Arial" w:cs="Arial"/>
+              <w:b w:val="0"/>
+              <w:bCs w:val="0"/>
               <w:noProof/>
+              <w:kern w:val="2"/>
+              <w:sz w:val="24"/>
+              <w:szCs w:val="24"/>
+              <w14:ligatures w14:val="standardContextual"/>
             </w:rPr>
           </w:pPr>
-          <w:hyperlink w:anchor="_Toc239515358" w:history="1">
+          <w:hyperlink w:anchor="_Toc239525476" w:history="1">
             <w:r>
               <w:rPr>
                 <w:rStyle w:val="Hyperlink"/>
                 <w:rFonts w:ascii="Arial" w:hAnsi="Arial" w:cs="Arial"/>
                 <w:noProof/>
               </w:rPr>
-              <w:t>4.5 Hacker News, Lobsters and Skimfeed</w:t>
+              <w:t>4.5 GNU FTP</w:t>
             </w:r>
             <w:r>
               <w:rPr>
@@ -2898,7 +3032,7 @@
                 <w:noProof/>
                 <w:webHidden/>
               </w:rPr>
-              <w:instrText xml:space="preserve"> PAGEREF _Toc239515358 \h </w:instrText>
+              <w:instrText xml:space="preserve"> PAGEREF _Toc239525476 \h </w:instrText>
             </w:r>
             <w:r>
               <w:rPr>
@@ -2940,18 +3074,24 @@
               <w:tab w:val="right" w:leader="dot" w:pos="9016"/>
             </w:tabs>
             <w:rPr>
-              <w:rFonts w:ascii="Arial" w:hAnsi="Arial" w:cs="Arial"/>
+              <w:rFonts w:ascii="Arial" w:eastAsiaTheme="minorEastAsia" w:hAnsi="Arial" w:cs="Arial"/>
+              <w:b w:val="0"/>
+              <w:bCs w:val="0"/>
               <w:noProof/>
+              <w:kern w:val="2"/>
+              <w:sz w:val="24"/>
+              <w:szCs w:val="24"/>
+              <w14:ligatures w14:val="standardContextual"/>
             </w:rPr>
           </w:pPr>
-          <w:hyperlink w:anchor="_Toc239515359" w:history="1">
+          <w:hyperlink w:anchor="_Toc239525477" w:history="1">
             <w:r>
               <w:rPr>
                 <w:rStyle w:val="Hyperlink"/>
                 <w:rFonts w:ascii="Arial" w:hAnsi="Arial" w:cs="Arial"/>
                 <w:noProof/>
               </w:rPr>
-              <w:t>4.6 WUKY Text</w:t>
+              <w:t>4.6 Hacker News, Lobsters and Skimfeed</w:t>
             </w:r>
             <w:r>
               <w:rPr>
@@ -2975,7 +3115,7 @@
                 <w:noProof/>
                 <w:webHidden/>
               </w:rPr>
-              <w:instrText xml:space="preserve"> PAGEREF _Toc239515359 \h </w:instrText>
+              <w:instrText xml:space="preserve"> PAGEREF _Toc239525477 \h </w:instrText>
             </w:r>
             <w:r>
               <w:rPr>
@@ -2998,7 +3138,7 @@
                 <w:noProof/>
                 <w:webHidden/>
               </w:rPr>
-              <w:t>15</w:t>
+              <w:t>14</w:t>
             </w:r>
             <w:r>
               <w:rPr>
@@ -3017,18 +3157,24 @@
               <w:tab w:val="right" w:leader="dot" w:pos="9016"/>
             </w:tabs>
             <w:rPr>
-              <w:rFonts w:ascii="Arial" w:hAnsi="Arial" w:cs="Arial"/>
+              <w:rFonts w:ascii="Arial" w:eastAsiaTheme="minorEastAsia" w:hAnsi="Arial" w:cs="Arial"/>
+              <w:b w:val="0"/>
+              <w:bCs w:val="0"/>
               <w:noProof/>
+              <w:kern w:val="2"/>
+              <w:sz w:val="24"/>
+              <w:szCs w:val="24"/>
+              <w14:ligatures w14:val="standardContextual"/>
             </w:rPr>
           </w:pPr>
-          <w:hyperlink w:anchor="_Toc239515360" w:history="1">
+          <w:hyperlink w:anchor="_Toc239525478" w:history="1">
             <w:r>
               <w:rPr>
                 <w:rStyle w:val="Hyperlink"/>
                 <w:rFonts w:ascii="Arial" w:hAnsi="Arial" w:cs="Arial"/>
                 <w:noProof/>
               </w:rPr>
-              <w:t>4.7 RFC Editor</w:t>
+              <w:t>4.7 WUKY Text</w:t>
             </w:r>
             <w:r>
               <w:rPr>
@@ -3052,7 +3198,7 @@
                 <w:noProof/>
                 <w:webHidden/>
               </w:rPr>
-              <w:instrText xml:space="preserve"> PAGEREF _Toc239515360 \h </w:instrText>
+              <w:instrText xml:space="preserve"> PAGEREF _Toc239525478 \h </w:instrText>
             </w:r>
             <w:r>
               <w:rPr>
@@ -3094,18 +3240,24 @@
               <w:tab w:val="right" w:leader="dot" w:pos="9016"/>
             </w:tabs>
             <w:rPr>
-              <w:rFonts w:ascii="Arial" w:hAnsi="Arial" w:cs="Arial"/>
+              <w:rFonts w:ascii="Arial" w:eastAsiaTheme="minorEastAsia" w:hAnsi="Arial" w:cs="Arial"/>
+              <w:b w:val="0"/>
+              <w:bCs w:val="0"/>
               <w:noProof/>
+              <w:kern w:val="2"/>
+              <w:sz w:val="24"/>
+              <w:szCs w:val="24"/>
+              <w14:ligatures w14:val="standardContextual"/>
             </w:rPr>
           </w:pPr>
-          <w:hyperlink w:anchor="_Toc239515361" w:history="1">
+          <w:hyperlink w:anchor="_Toc239525479" w:history="1">
             <w:r>
               <w:rPr>
                 <w:rStyle w:val="Hyperlink"/>
                 <w:rFonts w:ascii="Arial" w:hAnsi="Arial" w:cs="Arial"/>
                 <w:noProof/>
               </w:rPr>
-              <w:t>4.8 Wikipedia Mobile</w:t>
+              <w:t>4.8 RFC Editor</w:t>
             </w:r>
             <w:r>
               <w:rPr>
@@ -3129,7 +3281,7 @@
                 <w:noProof/>
                 <w:webHidden/>
               </w:rPr>
-              <w:instrText xml:space="preserve"> PAGEREF _Toc239515361 \h </w:instrText>
+              <w:instrText xml:space="preserve"> PAGEREF _Toc239525479 \h </w:instrText>
             </w:r>
             <w:r>
               <w:rPr>
@@ -3171,18 +3323,24 @@
               <w:tab w:val="right" w:leader="dot" w:pos="9016"/>
             </w:tabs>
             <w:rPr>
-              <w:rFonts w:ascii="Arial" w:hAnsi="Arial" w:cs="Arial"/>
+              <w:rFonts w:ascii="Arial" w:eastAsiaTheme="minorEastAsia" w:hAnsi="Arial" w:cs="Arial"/>
+              <w:b w:val="0"/>
+              <w:bCs w:val="0"/>
               <w:noProof/>
+              <w:kern w:val="2"/>
+              <w:sz w:val="24"/>
+              <w:szCs w:val="24"/>
+              <w14:ligatures w14:val="standardContextual"/>
             </w:rPr>
           </w:pPr>
-          <w:hyperlink w:anchor="_Toc239515362" w:history="1">
+          <w:hyperlink w:anchor="_Toc239525480" w:history="1">
             <w:r>
               <w:rPr>
                 <w:rStyle w:val="Hyperlink"/>
                 <w:rFonts w:ascii="Arial" w:hAnsi="Arial" w:cs="Arial"/>
                 <w:noProof/>
               </w:rPr>
-              <w:t>4.9 The Test Login Page</w:t>
+              <w:t>4.9 Wikipedia Mobile</w:t>
             </w:r>
             <w:r>
               <w:rPr>
@@ -3206,7 +3364,7 @@
                 <w:noProof/>
                 <w:webHidden/>
               </w:rPr>
-              <w:instrText xml:space="preserve"> PAGEREF _Toc239515362 \h </w:instrText>
+              <w:instrText xml:space="preserve"> PAGEREF _Toc239525480 \h </w:instrText>
             </w:r>
             <w:r>
               <w:rPr>
@@ -3248,18 +3406,24 @@
               <w:tab w:val="right" w:leader="dot" w:pos="9016"/>
             </w:tabs>
             <w:rPr>
-              <w:rFonts w:ascii="Arial" w:hAnsi="Arial" w:cs="Arial"/>
+              <w:rFonts w:ascii="Arial" w:eastAsiaTheme="minorEastAsia" w:hAnsi="Arial" w:cs="Arial"/>
+              <w:b w:val="0"/>
+              <w:bCs w:val="0"/>
               <w:noProof/>
+              <w:kern w:val="2"/>
+              <w:sz w:val="24"/>
+              <w:szCs w:val="24"/>
+              <w14:ligatures w14:val="standardContextual"/>
             </w:rPr>
           </w:pPr>
-          <w:hyperlink w:anchor="_Toc239515363" w:history="1">
+          <w:hyperlink w:anchor="_Toc239525481" w:history="1">
             <w:r>
               <w:rPr>
                 <w:rStyle w:val="Hyperlink"/>
                 <w:rFonts w:ascii="Arial" w:hAnsi="Arial" w:cs="Arial"/>
                 <w:noProof/>
               </w:rPr>
-              <w:t>4.10 Credential Capture</w:t>
+              <w:t>4.10 The Test Login Page</w:t>
             </w:r>
             <w:r>
               <w:rPr>
@@ -3283,7 +3447,7 @@
                 <w:noProof/>
                 <w:webHidden/>
               </w:rPr>
-              <w:instrText xml:space="preserve"> PAGEREF _Toc239515363 \h </w:instrText>
+              <w:instrText xml:space="preserve"> PAGEREF _Toc239525481 \h </w:instrText>
             </w:r>
             <w:r>
               <w:rPr>
@@ -3307,6 +3471,89 @@
                 <w:webHidden/>
               </w:rPr>
               <w:t>19</w:t>
+            </w:r>
+            <w:r>
+              <w:rPr>
+                <w:rFonts w:ascii="Arial" w:hAnsi="Arial" w:cs="Arial"/>
+                <w:noProof/>
+                <w:webHidden/>
+              </w:rPr>
+              <w:fldChar w:fldCharType="end"/>
+            </w:r>
+          </w:hyperlink>
+        </w:p>
+        <w:p>
+          <w:pPr>
+            <w:pStyle w:val="TOC2"/>
+            <w:tabs>
+              <w:tab w:val="right" w:leader="dot" w:pos="9016"/>
+            </w:tabs>
+            <w:rPr>
+              <w:rFonts w:ascii="Arial" w:eastAsiaTheme="minorEastAsia" w:hAnsi="Arial" w:cs="Arial"/>
+              <w:b w:val="0"/>
+              <w:bCs w:val="0"/>
+              <w:noProof/>
+              <w:kern w:val="2"/>
+              <w:sz w:val="24"/>
+              <w:szCs w:val="24"/>
+              <w14:ligatures w14:val="standardContextual"/>
+            </w:rPr>
+          </w:pPr>
+          <w:hyperlink w:anchor="_Toc239525482" w:history="1">
+            <w:r>
+              <w:rPr>
+                <w:rStyle w:val="Hyperlink"/>
+                <w:rFonts w:ascii="Arial" w:hAnsi="Arial" w:cs="Arial"/>
+                <w:noProof/>
+              </w:rPr>
+              <w:t>4.11 Credential Capture</w:t>
+            </w:r>
+            <w:r>
+              <w:rPr>
+                <w:rFonts w:ascii="Arial" w:hAnsi="Arial" w:cs="Arial"/>
+                <w:noProof/>
+                <w:webHidden/>
+              </w:rPr>
+              <w:tab/>
+            </w:r>
+            <w:r>
+              <w:rPr>
+                <w:rFonts w:ascii="Arial" w:hAnsi="Arial" w:cs="Arial"/>
+                <w:noProof/>
+                <w:webHidden/>
+              </w:rPr>
+              <w:fldChar w:fldCharType="begin"/>
+            </w:r>
+            <w:r>
+              <w:rPr>
+                <w:rFonts w:ascii="Arial" w:hAnsi="Arial" w:cs="Arial"/>
+                <w:noProof/>
+                <w:webHidden/>
+              </w:rPr>
+              <w:instrText xml:space="preserve"> PAGEREF _Toc239525482 \h </w:instrText>
+            </w:r>
+            <w:r>
+              <w:rPr>
+                <w:rFonts w:ascii="Arial" w:hAnsi="Arial" w:cs="Arial"/>
+                <w:noProof/>
+                <w:webHidden/>
+              </w:rPr>
+            </w:r>
+            <w:r>
+              <w:rPr>
+                <w:rFonts w:ascii="Arial" w:hAnsi="Arial" w:cs="Arial"/>
+                <w:noProof/>
+                <w:webHidden/>
+              </w:rPr>
+              <w:fldChar w:fldCharType="separate"/>
+            </w:r>
+            <w:r>
+              <w:rPr>
+                <w:rFonts w:ascii="Arial" w:hAnsi="Arial" w:cs="Arial"/>
+                <w:noProof/>
+                <w:webHidden/>
+              </w:rPr>
+              <w:t>20</w:t>
             </w:r>
             <w:r>
               <w:rPr>
@@ -3325,11 +3572,17 @@
               <w:tab w:val="right" w:leader="dot" w:pos="9016"/>
             </w:tabs>
             <w:rPr>
-              <w:rFonts w:ascii="Arial" w:hAnsi="Arial" w:cs="Arial"/>
+              <w:rFonts w:ascii="Arial" w:eastAsiaTheme="minorEastAsia" w:hAnsi="Arial" w:cs="Arial"/>
+              <w:b w:val="0"/>
+              <w:bCs w:val="0"/>
+              <w:i w:val="0"/>
+              <w:iCs w:val="0"/>
               <w:noProof/>
+              <w:kern w:val="2"/>
+              <w14:ligatures w14:val="standardContextual"/>
             </w:rPr>
           </w:pPr>
-          <w:hyperlink w:anchor="_Toc239515364" w:history="1">
+          <w:hyperlink w:anchor="_Toc239525483" w:history="1">
             <w:r>
               <w:rPr>
                 <w:rStyle w:val="Hyperlink"/>
@@ -3360,7 +3613,7 @@
                 <w:noProof/>
                 <w:webHidden/>
               </w:rPr>
-              <w:instrText xml:space="preserve"> PAGEREF _Toc239515364 \h </w:instrText>
+              <w:instrText xml:space="preserve"> PAGEREF _Toc239525483 \h </w:instrText>
             </w:r>
             <w:r>
               <w:rPr>
@@ -3383,7 +3636,7 @@
                 <w:noProof/>
                 <w:webHidden/>
               </w:rPr>
-              <w:t>20</w:t>
+              <w:t>21</w:t>
             </w:r>
             <w:r>
               <w:rPr>
@@ -3402,11 +3655,17 @@
               <w:tab w:val="right" w:leader="dot" w:pos="9016"/>
             </w:tabs>
             <w:rPr>
-              <w:rFonts w:ascii="Arial" w:hAnsi="Arial" w:cs="Arial"/>
+              <w:rFonts w:ascii="Arial" w:eastAsiaTheme="minorEastAsia" w:hAnsi="Arial" w:cs="Arial"/>
+              <w:b w:val="0"/>
+              <w:bCs w:val="0"/>
               <w:noProof/>
+              <w:kern w:val="2"/>
+              <w:sz w:val="24"/>
+              <w:szCs w:val="24"/>
+              <w14:ligatures w14:val="standardContextual"/>
             </w:rPr>
           </w:pPr>
-          <w:hyperlink w:anchor="_Toc239515365" w:history="1">
+          <w:hyperlink w:anchor="_Toc239525484" w:history="1">
             <w:r>
               <w:rPr>
                 <w:rStyle w:val="Hyperlink"/>
@@ -3437,7 +3696,7 @@
                 <w:noProof/>
                 <w:webHidden/>
               </w:rPr>
-              <w:instrText xml:space="preserve"> PAGEREF _Toc239515365 \h </w:instrText>
+              <w:instrText xml:space="preserve"> PAGEREF _Toc239525484 \h </w:instrText>
             </w:r>
             <w:r>
               <w:rPr>
@@ -3460,7 +3719,7 @@
                 <w:noProof/>
                 <w:webHidden/>
               </w:rPr>
-              <w:t>20</w:t>
+              <w:t>21</w:t>
             </w:r>
             <w:r>
               <w:rPr>
@@ -3479,11 +3738,17 @@
               <w:tab w:val="right" w:leader="dot" w:pos="9016"/>
             </w:tabs>
             <w:rPr>
-              <w:rFonts w:ascii="Arial" w:hAnsi="Arial" w:cs="Arial"/>
+              <w:rFonts w:ascii="Arial" w:eastAsiaTheme="minorEastAsia" w:hAnsi="Arial" w:cs="Arial"/>
+              <w:b w:val="0"/>
+              <w:bCs w:val="0"/>
               <w:noProof/>
+              <w:kern w:val="2"/>
+              <w:sz w:val="24"/>
+              <w:szCs w:val="24"/>
+              <w14:ligatures w14:val="standardContextual"/>
             </w:rPr>
           </w:pPr>
-          <w:hyperlink w:anchor="_Toc239515366" w:history="1">
+          <w:hyperlink w:anchor="_Toc239525485" w:history="1">
             <w:r>
               <w:rPr>
                 <w:rStyle w:val="Hyperlink"/>
@@ -3514,7 +3779,7 @@
                 <w:noProof/>
                 <w:webHidden/>
               </w:rPr>
-              <w:instrText xml:space="preserve"> PAGEREF _Toc239515366 \h </w:instrText>
+              <w:instrText xml:space="preserve"> PAGEREF _Toc239525485 \h </w:instrText>
             </w:r>
             <w:r>
               <w:rPr>
@@ -3537,7 +3802,7 @@
                 <w:noProof/>
                 <w:webHidden/>
               </w:rPr>
-              <w:t>20</w:t>
+              <w:t>21</w:t>
             </w:r>
             <w:r>
               <w:rPr>
@@ -3556,11 +3821,17 @@
               <w:tab w:val="right" w:leader="dot" w:pos="9016"/>
             </w:tabs>
             <w:rPr>
-              <w:rFonts w:ascii="Arial" w:hAnsi="Arial" w:cs="Arial"/>
+              <w:rFonts w:ascii="Arial" w:eastAsiaTheme="minorEastAsia" w:hAnsi="Arial" w:cs="Arial"/>
+              <w:b w:val="0"/>
+              <w:bCs w:val="0"/>
               <w:noProof/>
+              <w:kern w:val="2"/>
+              <w:sz w:val="24"/>
+              <w:szCs w:val="24"/>
+              <w14:ligatures w14:val="standardContextual"/>
             </w:rPr>
           </w:pPr>
-          <w:hyperlink w:anchor="_Toc239515367" w:history="1">
+          <w:hyperlink w:anchor="_Toc239525486" w:history="1">
             <w:r>
               <w:rPr>
                 <w:rStyle w:val="Hyperlink"/>
@@ -3591,7 +3862,7 @@
                 <w:noProof/>
                 <w:webHidden/>
               </w:rPr>
-              <w:instrText xml:space="preserve"> PAGEREF _Toc239515367 \h </w:instrText>
+              <w:instrText xml:space="preserve"> PAGEREF _Toc239525486 \h </w:instrText>
             </w:r>
             <w:r>
               <w:rPr>
@@ -3614,7 +3885,7 @@
                 <w:noProof/>
                 <w:webHidden/>
               </w:rPr>
-              <w:t>20</w:t>
+              <w:t>21</w:t>
             </w:r>
             <w:r>
               <w:rPr>
@@ -3633,11 +3904,17 @@
               <w:tab w:val="right" w:leader="dot" w:pos="9016"/>
             </w:tabs>
             <w:rPr>
-              <w:rFonts w:ascii="Arial" w:hAnsi="Arial" w:cs="Arial"/>
+              <w:rFonts w:ascii="Arial" w:eastAsiaTheme="minorEastAsia" w:hAnsi="Arial" w:cs="Arial"/>
+              <w:b w:val="0"/>
+              <w:bCs w:val="0"/>
+              <w:i w:val="0"/>
+              <w:iCs w:val="0"/>
               <w:noProof/>
+              <w:kern w:val="2"/>
+              <w14:ligatures w14:val="standardContextual"/>
             </w:rPr>
           </w:pPr>
-          <w:hyperlink w:anchor="_Toc239515368" w:history="1">
+          <w:hyperlink w:anchor="_Toc239525487" w:history="1">
             <w:r>
               <w:rPr>
                 <w:rStyle w:val="Hyperlink"/>
@@ -3668,7 +3945,7 @@
                 <w:noProof/>
                 <w:webHidden/>
               </w:rPr>
-              <w:instrText xml:space="preserve"> PAGEREF _Toc239515368 \h </w:instrText>
+              <w:instrText xml:space="preserve"> PAGEREF _Toc239525487 \h </w:instrText>
             </w:r>
             <w:r>
               <w:rPr>
@@ -3691,7 +3968,7 @@
                 <w:noProof/>
                 <w:webHidden/>
               </w:rPr>
-              <w:t>21</w:t>
+              <w:t>22</w:t>
             </w:r>
             <w:r>
               <w:rPr>
@@ -3710,11 +3987,17 @@
               <w:tab w:val="right" w:leader="dot" w:pos="9016"/>
             </w:tabs>
             <w:rPr>
-              <w:rFonts w:ascii="Arial" w:hAnsi="Arial" w:cs="Arial"/>
+              <w:rFonts w:ascii="Arial" w:eastAsiaTheme="minorEastAsia" w:hAnsi="Arial" w:cs="Arial"/>
+              <w:b w:val="0"/>
+              <w:bCs w:val="0"/>
               <w:noProof/>
+              <w:kern w:val="2"/>
+              <w:sz w:val="24"/>
+              <w:szCs w:val="24"/>
+              <w14:ligatures w14:val="standardContextual"/>
             </w:rPr>
           </w:pPr>
-          <w:hyperlink w:anchor="_Toc239515369" w:history="1">
+          <w:hyperlink w:anchor="_Toc239525488" w:history="1">
             <w:r>
               <w:rPr>
                 <w:rStyle w:val="Hyperlink"/>
@@ -3745,7 +4028,7 @@
                 <w:noProof/>
                 <w:webHidden/>
               </w:rPr>
-              <w:instrText xml:space="preserve"> PAGEREF _Toc239515369 \h </w:instrText>
+              <w:instrText xml:space="preserve"> PAGEREF _Toc239525488 \h </w:instrText>
             </w:r>
             <w:r>
               <w:rPr>
@@ -3768,7 +4051,7 @@
                 <w:noProof/>
                 <w:webHidden/>
               </w:rPr>
-              <w:t>21</w:t>
+              <w:t>22</w:t>
             </w:r>
             <w:r>
               <w:rPr>
@@ -3787,11 +4070,17 @@
               <w:tab w:val="right" w:leader="dot" w:pos="9016"/>
             </w:tabs>
             <w:rPr>
-              <w:rFonts w:ascii="Arial" w:hAnsi="Arial" w:cs="Arial"/>
+              <w:rFonts w:ascii="Arial" w:eastAsiaTheme="minorEastAsia" w:hAnsi="Arial" w:cs="Arial"/>
+              <w:b w:val="0"/>
+              <w:bCs w:val="0"/>
               <w:noProof/>
+              <w:kern w:val="2"/>
+              <w:sz w:val="24"/>
+              <w:szCs w:val="24"/>
+              <w14:ligatures w14:val="standardContextual"/>
             </w:rPr>
           </w:pPr>
-          <w:hyperlink w:anchor="_Toc239515370" w:history="1">
+          <w:hyperlink w:anchor="_Toc239525489" w:history="1">
             <w:r>
               <w:rPr>
                 <w:rStyle w:val="Hyperlink"/>
@@ -3822,7 +4111,7 @@
                 <w:noProof/>
                 <w:webHidden/>
               </w:rPr>
-              <w:instrText xml:space="preserve"> PAGEREF _Toc239515370 \h </w:instrText>
+              <w:instrText xml:space="preserve"> PAGEREF _Toc239525489 \h </w:instrText>
             </w:r>
             <w:r>
               <w:rPr>
@@ -3845,7 +4134,7 @@
                 <w:noProof/>
                 <w:webHidden/>
               </w:rPr>
-              <w:t>21</w:t>
+              <w:t>22</w:t>
             </w:r>
             <w:r>
               <w:rPr>
@@ -3864,11 +4153,17 @@
               <w:tab w:val="right" w:leader="dot" w:pos="9016"/>
             </w:tabs>
             <w:rPr>
-              <w:rFonts w:ascii="Arial" w:hAnsi="Arial" w:cs="Arial"/>
+              <w:rFonts w:ascii="Arial" w:eastAsiaTheme="minorEastAsia" w:hAnsi="Arial" w:cs="Arial"/>
+              <w:b w:val="0"/>
+              <w:bCs w:val="0"/>
               <w:noProof/>
+              <w:kern w:val="2"/>
+              <w:sz w:val="24"/>
+              <w:szCs w:val="24"/>
+              <w14:ligatures w14:val="standardContextual"/>
             </w:rPr>
           </w:pPr>
-          <w:hyperlink w:anchor="_Toc239515371" w:history="1">
+          <w:hyperlink w:anchor="_Toc239525490" w:history="1">
             <w:r>
               <w:rPr>
                 <w:rStyle w:val="Hyperlink"/>
@@ -3899,7 +4194,7 @@
                 <w:noProof/>
                 <w:webHidden/>
               </w:rPr>
-              <w:instrText xml:space="preserve"> PAGEREF _Toc239515371 \h </w:instrText>
+              <w:instrText xml:space="preserve"> PAGEREF _Toc239525490 \h </w:instrText>
             </w:r>
             <w:r>
               <w:rPr>
@@ -3922,7 +4217,7 @@
                 <w:noProof/>
                 <w:webHidden/>
               </w:rPr>
-              <w:t>21</w:t>
+              <w:t>22</w:t>
             </w:r>
             <w:r>
               <w:rPr>
@@ -3941,11 +4236,17 @@
               <w:tab w:val="right" w:leader="dot" w:pos="9016"/>
             </w:tabs>
             <w:rPr>
-              <w:rFonts w:ascii="Arial" w:hAnsi="Arial" w:cs="Arial"/>
+              <w:rFonts w:ascii="Arial" w:eastAsiaTheme="minorEastAsia" w:hAnsi="Arial" w:cs="Arial"/>
+              <w:b w:val="0"/>
+              <w:bCs w:val="0"/>
+              <w:i w:val="0"/>
+              <w:iCs w:val="0"/>
               <w:noProof/>
+              <w:kern w:val="2"/>
+              <w14:ligatures w14:val="standardContextual"/>
             </w:rPr>
           </w:pPr>
-          <w:hyperlink w:anchor="_Toc239515372" w:history="1">
+          <w:hyperlink w:anchor="_Toc239525491" w:history="1">
             <w:r>
               <w:rPr>
                 <w:rStyle w:val="Hyperlink"/>
@@ -3976,7 +4277,7 @@
                 <w:noProof/>
                 <w:webHidden/>
               </w:rPr>
-              <w:instrText xml:space="preserve"> PAGEREF _Toc239515372 \h </w:instrText>
+              <w:instrText xml:space="preserve"> PAGEREF _Toc239525491 \h </w:instrText>
             </w:r>
             <w:r>
               <w:rPr>
@@ -3999,7 +4300,7 @@
                 <w:noProof/>
                 <w:webHidden/>
               </w:rPr>
-              <w:t>22</w:t>
+              <w:t>23</w:t>
             </w:r>
             <w:r>
               <w:rPr>
@@ -4018,11 +4319,17 @@
               <w:tab w:val="right" w:leader="dot" w:pos="9016"/>
             </w:tabs>
             <w:rPr>
-              <w:rFonts w:ascii="Arial" w:hAnsi="Arial" w:cs="Arial"/>
+              <w:rFonts w:ascii="Arial" w:eastAsiaTheme="minorEastAsia" w:hAnsi="Arial" w:cs="Arial"/>
+              <w:b w:val="0"/>
+              <w:bCs w:val="0"/>
               <w:noProof/>
+              <w:kern w:val="2"/>
+              <w:sz w:val="24"/>
+              <w:szCs w:val="24"/>
+              <w14:ligatures w14:val="standardContextual"/>
             </w:rPr>
           </w:pPr>
-          <w:hyperlink w:anchor="_Toc239515373" w:history="1">
+          <w:hyperlink w:anchor="_Toc239525492" w:history="1">
             <w:r>
               <w:rPr>
                 <w:rStyle w:val="Hyperlink"/>
@@ -4053,7 +4360,7 @@
                 <w:noProof/>
                 <w:webHidden/>
               </w:rPr>
-              <w:instrText xml:space="preserve"> PAGEREF _Toc239515373 \h </w:instrText>
+              <w:instrText xml:space="preserve"> PAGEREF _Toc239525492 \h </w:instrText>
             </w:r>
             <w:r>
               <w:rPr>
@@ -4076,7 +4383,7 @@
                 <w:noProof/>
                 <w:webHidden/>
               </w:rPr>
-              <w:t>22</w:t>
+              <w:t>23</w:t>
             </w:r>
             <w:r>
               <w:rPr>
@@ -4095,11 +4402,17 @@
               <w:tab w:val="right" w:leader="dot" w:pos="9016"/>
             </w:tabs>
             <w:rPr>
-              <w:rFonts w:ascii="Arial" w:hAnsi="Arial" w:cs="Arial"/>
+              <w:rFonts w:ascii="Arial" w:eastAsiaTheme="minorEastAsia" w:hAnsi="Arial" w:cs="Arial"/>
+              <w:b w:val="0"/>
+              <w:bCs w:val="0"/>
               <w:noProof/>
+              <w:kern w:val="2"/>
+              <w:sz w:val="24"/>
+              <w:szCs w:val="24"/>
+              <w14:ligatures w14:val="standardContextual"/>
             </w:rPr>
           </w:pPr>
-          <w:hyperlink w:anchor="_Toc239515374" w:history="1">
+          <w:hyperlink w:anchor="_Toc239525493" w:history="1">
             <w:r>
               <w:rPr>
                 <w:rStyle w:val="Hyperlink"/>
@@ -4130,7 +4443,7 @@
                 <w:noProof/>
                 <w:webHidden/>
               </w:rPr>
-              <w:instrText xml:space="preserve"> PAGEREF _Toc239515374 \h </w:instrText>
+              <w:instrText xml:space="preserve"> PAGEREF _Toc239525493 \h </w:instrText>
             </w:r>
             <w:r>
               <w:rPr>
@@ -4153,7 +4466,7 @@
                 <w:noProof/>
                 <w:webHidden/>
               </w:rPr>
-              <w:t>23</w:t>
+              <w:t>24</w:t>
             </w:r>
             <w:r>
               <w:rPr>
@@ -4172,11 +4485,17 @@
               <w:tab w:val="right" w:leader="dot" w:pos="9016"/>
             </w:tabs>
             <w:rPr>
-              <w:rFonts w:ascii="Arial" w:hAnsi="Arial" w:cs="Arial"/>
+              <w:rFonts w:ascii="Arial" w:eastAsiaTheme="minorEastAsia" w:hAnsi="Arial" w:cs="Arial"/>
+              <w:b w:val="0"/>
+              <w:bCs w:val="0"/>
               <w:noProof/>
+              <w:kern w:val="2"/>
+              <w:sz w:val="24"/>
+              <w:szCs w:val="24"/>
+              <w14:ligatures w14:val="standardContextual"/>
             </w:rPr>
           </w:pPr>
-          <w:hyperlink w:anchor="_Toc239515375" w:history="1">
+          <w:hyperlink w:anchor="_Toc239525494" w:history="1">
             <w:r>
               <w:rPr>
                 <w:rStyle w:val="Hyperlink"/>
@@ -4207,7 +4526,7 @@
                 <w:noProof/>
                 <w:webHidden/>
               </w:rPr>
-              <w:instrText xml:space="preserve"> PAGEREF _Toc239515375 \h </w:instrText>
+              <w:instrText xml:space="preserve"> PAGEREF _Toc239525494 \h </w:instrText>
             </w:r>
             <w:r>
               <w:rPr>
@@ -4230,7 +4549,7 @@
                 <w:noProof/>
                 <w:webHidden/>
               </w:rPr>
-              <w:t>23</w:t>
+              <w:t>24</w:t>
             </w:r>
             <w:r>
               <w:rPr>
@@ -4249,18 +4568,24 @@
               <w:tab w:val="right" w:leader="dot" w:pos="9016"/>
             </w:tabs>
             <w:rPr>
-              <w:rFonts w:ascii="Arial" w:hAnsi="Arial" w:cs="Arial"/>
+              <w:rFonts w:ascii="Arial" w:eastAsiaTheme="minorEastAsia" w:hAnsi="Arial" w:cs="Arial"/>
+              <w:b w:val="0"/>
+              <w:bCs w:val="0"/>
+              <w:i w:val="0"/>
+              <w:iCs w:val="0"/>
               <w:noProof/>
+              <w:kern w:val="2"/>
+              <w14:ligatures w14:val="standardContextual"/>
             </w:rPr>
           </w:pPr>
-          <w:hyperlink w:anchor="_Toc239515376" w:history="1">
+          <w:hyperlink w:anchor="_Toc239525495" w:history="1">
             <w:r>
               <w:rPr>
                 <w:rStyle w:val="Hyperlink"/>
                 <w:rFonts w:ascii="Arial" w:hAnsi="Arial" w:cs="Arial"/>
                 <w:noProof/>
               </w:rPr>
-              <w:t>8. Conclusion</w:t>
+              <w:t>8. Limitations</w:t>
             </w:r>
             <w:r>
               <w:rPr>
@@ -4284,7 +4609,7 @@
                 <w:noProof/>
                 <w:webHidden/>
               </w:rPr>
-              <w:instrText xml:space="preserve"> PAGEREF _Toc239515376 \h </w:instrText>
+              <w:instrText xml:space="preserve"> PAGEREF _Toc239525495 \h </w:instrText>
             </w:r>
             <w:r>
               <w:rPr>
@@ -4307,7 +4632,7 @@
                 <w:noProof/>
                 <w:webHidden/>
               </w:rPr>
-              <w:t>24</w:t>
+              <w:t>25</w:t>
             </w:r>
             <w:r>
               <w:rPr>
@@ -4326,18 +4651,24 @@
               <w:tab w:val="right" w:leader="dot" w:pos="9016"/>
             </w:tabs>
             <w:rPr>
-              <w:rFonts w:ascii="Arial" w:hAnsi="Arial" w:cs="Arial"/>
+              <w:rFonts w:ascii="Arial" w:eastAsiaTheme="minorEastAsia" w:hAnsi="Arial" w:cs="Arial"/>
+              <w:b w:val="0"/>
+              <w:bCs w:val="0"/>
+              <w:i w:val="0"/>
+              <w:iCs w:val="0"/>
               <w:noProof/>
+              <w:kern w:val="2"/>
+              <w14:ligatures w14:val="standardContextual"/>
             </w:rPr>
           </w:pPr>
-          <w:hyperlink w:anchor="_Toc239515377" w:history="1">
+          <w:hyperlink w:anchor="_Toc239525496" w:history="1">
             <w:r>
               <w:rPr>
                 <w:rStyle w:val="Hyperlink"/>
                 <w:rFonts w:ascii="Arial" w:hAnsi="Arial" w:cs="Arial"/>
                 <w:noProof/>
               </w:rPr>
-              <w:t>References</w:t>
+              <w:t>9. Conclusion</w:t>
             </w:r>
             <w:r>
               <w:rPr>
@@ -4361,7 +4692,7 @@
                 <w:noProof/>
                 <w:webHidden/>
               </w:rPr>
-              <w:instrText xml:space="preserve"> PAGEREF _Toc239515377 \h </w:instrText>
+              <w:instrText xml:space="preserve"> PAGEREF _Toc239525496 \h </w:instrText>
             </w:r>
             <w:r>
               <w:rPr>
@@ -4384,7 +4715,7 @@
                 <w:noProof/>
                 <w:webHidden/>
               </w:rPr>
-              <w:t>25</w:t>
+              <w:t>26</w:t>
             </w:r>
             <w:r>
               <w:rPr>
@@ -4403,34 +4734,24 @@
               <w:tab w:val="right" w:leader="dot" w:pos="9016"/>
             </w:tabs>
             <w:rPr>
-              <w:rFonts w:ascii="Arial" w:hAnsi="Arial" w:cs="Arial"/>
+              <w:rFonts w:ascii="Arial" w:eastAsiaTheme="minorEastAsia" w:hAnsi="Arial" w:cs="Arial"/>
+              <w:b w:val="0"/>
+              <w:bCs w:val="0"/>
+              <w:i w:val="0"/>
+              <w:iCs w:val="0"/>
               <w:noProof/>
+              <w:kern w:val="2"/>
+              <w14:ligatures w14:val="standardContextual"/>
             </w:rPr>
           </w:pPr>
-          <w:hyperlink w:anchor="_Toc239515378" w:history="1">
+          <w:hyperlink w:anchor="_Toc239525497" w:history="1">
             <w:r>
               <w:rPr>
                 <w:rStyle w:val="Hyperlink"/>
                 <w:rFonts w:ascii="Arial" w:hAnsi="Arial" w:cs="Arial"/>
                 <w:noProof/>
               </w:rPr>
-              <w:t>Appen</w:t>
-            </w:r>
-            <w:r>
-              <w:rPr>
-                <w:rStyle w:val="Hyperlink"/>
-                <w:rFonts w:ascii="Arial" w:hAnsi="Arial" w:cs="Arial"/>
-                <w:noProof/>
-              </w:rPr>
-              <w:t>d</w:t>
-            </w:r>
-            <w:r>
-              <w:rPr>
-                <w:rStyle w:val="Hyperlink"/>
-                <w:rFonts w:ascii="Arial" w:hAnsi="Arial" w:cs="Arial"/>
-                <w:noProof/>
-              </w:rPr>
-              <w:t>ix A: proxy.py</w:t>
+              <w:t>References</w:t>
             </w:r>
             <w:r>
               <w:rPr>
@@ -4454,7 +4775,7 @@
                 <w:noProof/>
                 <w:webHidden/>
               </w:rPr>
-              <w:instrText xml:space="preserve"> PAGEREF _Toc239515378 \h </w:instrText>
+              <w:instrText xml:space="preserve"> PAGEREF _Toc239525497 \h </w:instrText>
             </w:r>
             <w:r>
               <w:rPr>
@@ -4477,7 +4798,7 @@
                 <w:noProof/>
                 <w:webHidden/>
               </w:rPr>
-              <w:t>26</w:t>
+              <w:t>27</w:t>
             </w:r>
             <w:r>
               <w:rPr>
@@ -4496,17 +4817,106 @@
               <w:tab w:val="right" w:leader="dot" w:pos="9016"/>
             </w:tabs>
             <w:rPr>
-              <w:rFonts w:ascii="Arial" w:hAnsi="Arial" w:cs="Arial"/>
+              <w:rFonts w:ascii="Arial" w:eastAsiaTheme="minorEastAsia" w:hAnsi="Arial" w:cs="Arial"/>
+              <w:b w:val="0"/>
+              <w:bCs w:val="0"/>
+              <w:i w:val="0"/>
+              <w:iCs w:val="0"/>
               <w:noProof/>
+              <w:kern w:val="2"/>
+              <w14:ligatures w14:val="standardContextual"/>
             </w:rPr>
           </w:pPr>
-          <w:hyperlink w:anchor="_Toc239515379" w:history="1">
+          <w:hyperlink w:anchor="_Toc239525498" w:history="1">
             <w:r>
               <w:rPr>
                 <w:rStyle w:val="Hyperlink"/>
                 <w:rFonts w:ascii="Arial" w:hAnsi="Arial" w:cs="Arial"/>
                 <w:noProof/>
               </w:rPr>
+              <w:t>Appendix A: proxy.py</w:t>
+            </w:r>
+            <w:r>
+              <w:rPr>
+                <w:rFonts w:ascii="Arial" w:hAnsi="Arial" w:cs="Arial"/>
+                <w:noProof/>
+                <w:webHidden/>
+              </w:rPr>
+              <w:tab/>
+            </w:r>
+            <w:r>
+              <w:rPr>
+                <w:rFonts w:ascii="Arial" w:hAnsi="Arial" w:cs="Arial"/>
+                <w:noProof/>
+                <w:webHidden/>
+              </w:rPr>
+              <w:fldChar w:fldCharType="begin"/>
+            </w:r>
+            <w:r>
+              <w:rPr>
+                <w:rFonts w:ascii="Arial" w:hAnsi="Arial" w:cs="Arial"/>
+                <w:noProof/>
+                <w:webHidden/>
+              </w:rPr>
+              <w:instrText xml:space="preserve"> PAGEREF _Toc239525498 \h </w:instrText>
+            </w:r>
+            <w:r>
+              <w:rPr>
+                <w:rFonts w:ascii="Arial" w:hAnsi="Arial" w:cs="Arial"/>
+                <w:noProof/>
+                <w:webHidden/>
+              </w:rPr>
+            </w:r>
+            <w:r>
+              <w:rPr>
+                <w:rFonts w:ascii="Arial" w:hAnsi="Arial" w:cs="Arial"/>
+                <w:noProof/>
+                <w:webHidden/>
+              </w:rPr>
+              <w:fldChar w:fldCharType="separate"/>
+            </w:r>
+            <w:r>
+              <w:rPr>
+                <w:rFonts w:ascii="Arial" w:hAnsi="Arial" w:cs="Arial"/>
+                <w:noProof/>
+                <w:webHidden/>
+              </w:rPr>
+              <w:t>28</w:t>
+            </w:r>
+            <w:r>
+              <w:rPr>
+                <w:rFonts w:ascii="Arial" w:hAnsi="Arial" w:cs="Arial"/>
+                <w:noProof/>
+                <w:webHidden/>
+              </w:rPr>
+              <w:fldChar w:fldCharType="end"/>
+            </w:r>
+          </w:hyperlink>
+        </w:p>
+        <w:p>
+          <w:pPr>
+            <w:pStyle w:val="TOC1"/>
+            <w:tabs>
+              <w:tab w:val="right" w:leader="dot" w:pos="9016"/>
+            </w:tabs>
+            <w:rPr>
+              <w:rFonts w:ascii="Arial" w:eastAsiaTheme="minorEastAsia" w:hAnsi="Arial" w:cs="Arial"/>
+              <w:b w:val="0"/>
+              <w:bCs w:val="0"/>
+              <w:i w:val="0"/>
+              <w:iCs w:val="0"/>
+              <w:noProof/>
+              <w:kern w:val="2"/>
+              <w14:ligatures w14:val="standardContextual"/>
+            </w:rPr>
+          </w:pPr>
+          <w:hyperlink w:anchor="_Toc239525499" w:history="1">
+            <w:r>
+              <w:rPr>
+                <w:rStyle w:val="Hyperlink"/>
+                <w:rFonts w:ascii="Arial" w:hAnsi="Arial" w:cs="Arial"/>
+                <w:noProof/>
+              </w:rPr>
               <w:t>Appendix B: legacy_adapter.py</w:t>
             </w:r>
             <w:r>
@@ -4531,7 +4941,7 @@
                 <w:noProof/>
                 <w:webHidden/>
               </w:rPr>
-              <w:instrText xml:space="preserve"> PAGEREF _Toc239515379 \h </w:instrText>
+              <w:instrText xml:space="preserve"> PAGEREF _Toc239525499 \h </w:instrText>
             </w:r>
             <w:r>
               <w:rPr>
@@ -4554,7 +4964,7 @@
                 <w:noProof/>
                 <w:webHidden/>
               </w:rPr>
-              <w:t>29</w:t>
+              <w:t>31</w:t>
             </w:r>
             <w:r>
               <w:rPr>
@@ -4598,7 +5008,7 @@
       <w:pPr>
         <w:pStyle w:val="Heading1"/>
       </w:pPr>
-      <w:bookmarkStart w:id="0" w:name="_Toc239515335"/>
+      <w:bookmarkStart w:id="0" w:name="_Toc239525453"/>
       <w:r>
         <w:lastRenderedPageBreak/>
         <w:t>Abstract</w:t>
@@ -4673,7 +5083,34 @@
           <w:sz w:val="22"/>
           <w:szCs w:val="22"/>
         </w:rPr>
-        <w:t xml:space="preserve">. In 2026 none of those protocols are accepted by any major web server. Modern servers require </w:t>
+        <w:t xml:space="preserve">. In 2026 none of those protocols are accepted by any major web server. </w:t>
+      </w:r>
+      <w:r>
+        <w:rPr>
+          <w:rFonts w:ascii="Arial" w:hAnsi="Arial" w:cs="Arial"/>
+          <w:color w:val="111111"/>
+          <w:sz w:val="22"/>
+          <w:szCs w:val="22"/>
+        </w:rPr>
+        <w:t xml:space="preserve">The major public </w:t>
+      </w:r>
+      <w:r>
+        <w:rPr>
+          <w:rFonts w:ascii="Courier New" w:hAnsi="Courier New" w:cs="Courier New"/>
+          <w:color w:val="111111"/>
+          <w:sz w:val="22"/>
+          <w:szCs w:val="22"/>
+        </w:rPr>
+        <w:t>HTTPS</w:t>
+      </w:r>
+      <w:r>
+        <w:rPr>
+          <w:rFonts w:ascii="Arial" w:hAnsi="Arial" w:cs="Arial"/>
+          <w:color w:val="111111"/>
+          <w:sz w:val="22"/>
+          <w:szCs w:val="22"/>
+        </w:rPr>
+        <w:t xml:space="preserve"> services tested in this project require </w:t>
       </w:r>
       <w:r>
         <w:rPr>
@@ -4691,7 +5128,16 @@
           <w:sz w:val="22"/>
           <w:szCs w:val="22"/>
         </w:rPr>
-        <w:t xml:space="preserve"> at minimum, and the cipher suites the PSP supports were deprecated or outright prohibited years ago.</w:t>
+        <w:t xml:space="preserve"> or newer</w:t>
+      </w:r>
+      <w:r>
+        <w:rPr>
+          <w:rFonts w:ascii="Arial" w:hAnsi="Arial" w:cs="Arial"/>
+          <w:color w:val="111111"/>
+          <w:sz w:val="22"/>
+          <w:szCs w:val="22"/>
+        </w:rPr>
+        <w:t>, and the cipher suites the PSP supports were deprecated or outright prohibited years ago.</w:t>
       </w:r>
     </w:p>
     <w:p>
@@ -4856,7 +5302,7 @@
       <w:pPr>
         <w:pStyle w:val="Heading1"/>
       </w:pPr>
-      <w:bookmarkStart w:id="1" w:name="_Toc239515336"/>
+      <w:bookmarkStart w:id="1" w:name="_Toc239525454"/>
       <w:r>
         <w:lastRenderedPageBreak/>
         <w:t>1. The Sony PSP and Its Networking Stack</w:t>
@@ -4867,7 +5313,7 @@
       <w:pPr>
         <w:pStyle w:val="Heading2"/>
       </w:pPr>
-      <w:bookmarkStart w:id="2" w:name="_Toc239515337"/>
+      <w:bookmarkStart w:id="2" w:name="_Toc239525455"/>
       <w:r>
         <w:t>1.1 Background</w:t>
       </w:r>
@@ -4929,7 +5375,7 @@
       <w:pPr>
         <w:pStyle w:val="Heading2"/>
       </w:pPr>
-      <w:bookmarkStart w:id="3" w:name="_Toc239515338"/>
+      <w:bookmarkStart w:id="3" w:name="_Toc239525456"/>
       <w:r>
         <w:t>1.2 Wireless Networking Limitations</w:t>
       </w:r>
@@ -5098,7 +5544,7 @@
       <w:pPr>
         <w:pStyle w:val="Heading2"/>
       </w:pPr>
-      <w:bookmarkStart w:id="4" w:name="_Toc239515339"/>
+      <w:bookmarkStart w:id="4" w:name="_Toc239525457"/>
       <w:r>
         <w:t>1.3 SSL and TLS Support</w:t>
       </w:r>
@@ -5143,7 +5589,7 @@
       <w:pPr>
         <w:pStyle w:val="Heading3"/>
       </w:pPr>
-      <w:bookmarkStart w:id="5" w:name="_Toc239515340"/>
+      <w:bookmarkStart w:id="5" w:name="_Toc239525458"/>
       <w:r>
         <w:t>1.3.1 Original SSL Stack at Firmware 2.00</w:t>
       </w:r>
@@ -5619,7 +6065,7 @@
       <w:pPr>
         <w:pStyle w:val="Heading3"/>
       </w:pPr>
-      <w:bookmarkStart w:id="6" w:name="_Toc239515341"/>
+      <w:bookmarkStart w:id="6" w:name="_Toc239525459"/>
       <w:r>
         <w:t>1.3.2 TLS 1.0 and Firmware 6.61</w:t>
       </w:r>
@@ -5718,7 +6164,7 @@
       <w:pPr>
         <w:pStyle w:val="Heading3"/>
       </w:pPr>
-      <w:bookmarkStart w:id="7" w:name="_Toc239515342"/>
+      <w:bookmarkStart w:id="7" w:name="_Toc239525460"/>
       <w:r>
         <w:t>1.3.3 ARK-4 and Root Certificate Updates</w:t>
       </w:r>
@@ -5870,7 +6316,7 @@
       <w:pPr>
         <w:pStyle w:val="Heading3"/>
       </w:pPr>
-      <w:bookmarkStart w:id="8" w:name="_Toc239515343"/>
+      <w:bookmarkStart w:id="8" w:name="_Toc239525461"/>
       <w:r>
         <w:t>1.3.4 Why Modern Servers Reject the PSP</w:t>
       </w:r>
@@ -5989,7 +6435,7 @@
           <w:sz w:val="22"/>
           <w:szCs w:val="22"/>
         </w:rPr>
-        <w:t xml:space="preserve"> and </w:t>
+        <w:t xml:space="preserve"> is unsuitable for modern certificate signatures, while </w:t>
       </w:r>
       <w:r>
         <w:rPr>
@@ -6007,7 +6453,34 @@
           <w:sz w:val="22"/>
           <w:szCs w:val="22"/>
         </w:rPr>
-        <w:t xml:space="preserve"> are not accepted for certificate signatures. </w:t>
+        <w:t xml:space="preserve"> has been deprecated for publicly trusted </w:t>
+      </w:r>
+      <w:r>
+        <w:rPr>
+          <w:rFonts w:ascii="Courier New" w:hAnsi="Courier New" w:cs="Courier New"/>
+          <w:color w:val="111111"/>
+          <w:sz w:val="22"/>
+          <w:szCs w:val="22"/>
+        </w:rPr>
+        <w:t>TLS</w:t>
+      </w:r>
+      <w:r>
+        <w:rPr>
+          <w:rFonts w:ascii="Arial" w:hAnsi="Arial" w:cs="Arial"/>
+          <w:color w:val="111111"/>
+          <w:sz w:val="22"/>
+          <w:szCs w:val="22"/>
+        </w:rPr>
+        <w:t xml:space="preserve"> certificates</w:t>
+      </w:r>
+      <w:r>
+        <w:rPr>
+          <w:rFonts w:ascii="Arial" w:hAnsi="Arial" w:cs="Arial"/>
+          <w:color w:val="111111"/>
+          <w:sz w:val="22"/>
+          <w:szCs w:val="22"/>
+        </w:rPr>
+        <w:t xml:space="preserve">. </w:t>
       </w:r>
       <w:r>
         <w:rPr>
@@ -6120,7 +6593,7 @@
       <w:pPr>
         <w:pStyle w:val="Heading1"/>
       </w:pPr>
-      <w:bookmarkStart w:id="9" w:name="_Toc239515344"/>
+      <w:bookmarkStart w:id="9" w:name="_Toc239525462"/>
       <w:r>
         <w:lastRenderedPageBreak/>
         <w:t>2. The NetFront Browser</w:t>
@@ -6131,7 +6604,7 @@
       <w:pPr>
         <w:pStyle w:val="Heading2"/>
       </w:pPr>
-      <w:bookmarkStart w:id="10" w:name="_Toc239515345"/>
+      <w:bookmarkStart w:id="10" w:name="_Toc239525463"/>
       <w:r>
         <w:t>2.1 What NetFront Was</w:t>
       </w:r>
@@ -6175,7 +6648,7 @@
       <w:pPr>
         <w:pStyle w:val="Heading2"/>
       </w:pPr>
-      <w:bookmarkStart w:id="11" w:name="_Toc239515346"/>
+      <w:bookmarkStart w:id="11" w:name="_Toc239525464"/>
       <w:r>
         <w:t>2.2 Technical Capabilities at Release</w:t>
       </w:r>
@@ -6508,7 +6981,7 @@
       <w:pPr>
         <w:pStyle w:val="Heading2"/>
       </w:pPr>
-      <w:bookmarkStart w:id="12" w:name="_Toc239515347"/>
+      <w:bookmarkStart w:id="12" w:name="_Toc239525465"/>
       <w:r>
         <w:t>2.3 Why NetFront Cannot Handle the Modern Web</w:t>
       </w:r>
@@ -6789,7 +7262,7 @@
       <w:pPr>
         <w:pStyle w:val="Heading1"/>
       </w:pPr>
-      <w:bookmarkStart w:id="13" w:name="_Toc239515348"/>
+      <w:bookmarkStart w:id="13" w:name="_Toc239525466"/>
       <w:r>
         <w:lastRenderedPageBreak/>
         <w:t>3. The Compatibility Proxy</w:t>
@@ -6800,7 +7273,7 @@
       <w:pPr>
         <w:pStyle w:val="Heading2"/>
       </w:pPr>
-      <w:bookmarkStart w:id="14" w:name="_Toc239515349"/>
+      <w:bookmarkStart w:id="14" w:name="_Toc239525467"/>
       <w:r>
         <w:t>3.1 The Problem</w:t>
       </w:r>
@@ -6863,7 +7336,7 @@
       <w:pPr>
         <w:pStyle w:val="Heading2"/>
       </w:pPr>
-      <w:bookmarkStart w:id="15" w:name="_Toc239515350"/>
+      <w:bookmarkStart w:id="15" w:name="_Toc239525468"/>
       <w:r>
         <w:t>3.2 Architecture</w:t>
       </w:r>
@@ -7198,7 +7671,7 @@
       <w:pPr>
         <w:pStyle w:val="Heading2"/>
       </w:pPr>
-      <w:bookmarkStart w:id="16" w:name="_Toc239515351"/>
+      <w:bookmarkStart w:id="16" w:name="_Toc239525469"/>
       <w:r>
         <w:t>3.3 The Legacy Adapter</w:t>
       </w:r>
@@ -7485,7 +7958,7 @@
       <w:pPr>
         <w:pStyle w:val="Heading2"/>
       </w:pPr>
-      <w:bookmarkStart w:id="17" w:name="_Toc239515352"/>
+      <w:bookmarkStart w:id="17" w:name="_Toc239525470"/>
       <w:r>
         <w:t>3.4 What the Proxy Does Not Solve</w:t>
       </w:r>
@@ -7677,7 +8150,7 @@
       <w:pPr>
         <w:pStyle w:val="Heading1"/>
       </w:pPr>
-      <w:bookmarkStart w:id="18" w:name="_Toc239515353"/>
+      <w:bookmarkStart w:id="18" w:name="_Toc239525471"/>
       <w:r>
         <w:lastRenderedPageBreak/>
         <w:t>4. Testing and Results</w:t>
@@ -7688,11 +8161,175 @@
       <w:pPr>
         <w:pStyle w:val="Heading2"/>
       </w:pPr>
-      <w:bookmarkStart w:id="19" w:name="_Toc239515354"/>
-      <w:r>
-        <w:t>4.1 Site Selection and TLS Compatibility</w:t>
+      <w:bookmarkStart w:id="19" w:name="_Toc239525472"/>
+      <w:r>
+        <w:t>4.1 Experimental Methodology</w:t>
       </w:r>
       <w:bookmarkEnd w:id="19"/>
+    </w:p>
+    <w:p>
+      <w:pPr>
+        <w:pStyle w:val="NormalWeb"/>
+        <w:rPr>
+          <w:rFonts w:ascii="Arial" w:hAnsi="Arial" w:cs="Arial"/>
+          <w:sz w:val="22"/>
+          <w:szCs w:val="22"/>
+        </w:rPr>
+      </w:pPr>
+      <w:r>
+        <w:rPr>
+          <w:rFonts w:ascii="Arial" w:hAnsi="Arial" w:cs="Arial"/>
+          <w:sz w:val="22"/>
+          <w:szCs w:val="22"/>
+        </w:rPr>
+        <w:t xml:space="preserve">Testing was performed using a PSP running firmware 6.61 with ARK-4 and </w:t>
+      </w:r>
+      <w:r>
+        <w:rPr>
+          <w:rFonts w:ascii="Courier New" w:hAnsi="Courier New" w:cs="Courier New"/>
+          <w:sz w:val="22"/>
+          <w:szCs w:val="22"/>
+        </w:rPr>
+        <w:t>WPA2</w:t>
+      </w:r>
+      <w:r>
+        <w:rPr>
+          <w:rFonts w:ascii="Arial" w:hAnsi="Arial" w:cs="Arial"/>
+          <w:sz w:val="22"/>
+          <w:szCs w:val="22"/>
+        </w:rPr>
+        <w:t xml:space="preserve"> connectivity enabled. The PSP and proxy workstation were connected to the same local network, with the PSP configured to use the proxy on port 8888. The proxy was implemented in </w:t>
+      </w:r>
+      <w:r>
+        <w:rPr>
+          <w:rFonts w:ascii="Courier New" w:hAnsi="Courier New" w:cs="Courier New"/>
+          <w:sz w:val="22"/>
+          <w:szCs w:val="22"/>
+        </w:rPr>
+        <w:t>Python</w:t>
+      </w:r>
+      <w:r>
+        <w:rPr>
+          <w:rFonts w:ascii="Arial" w:hAnsi="Arial" w:cs="Arial"/>
+          <w:sz w:val="22"/>
+          <w:szCs w:val="22"/>
+        </w:rPr>
+        <w:t xml:space="preserve"> using </w:t>
+      </w:r>
+      <w:r>
+        <w:rPr>
+          <w:rStyle w:val="HTMLCode"/>
+          <w:sz w:val="22"/>
+          <w:szCs w:val="22"/>
+        </w:rPr>
+        <w:t>requests</w:t>
+      </w:r>
+      <w:r>
+        <w:rPr>
+          <w:rFonts w:ascii="Arial" w:hAnsi="Arial" w:cs="Arial"/>
+          <w:sz w:val="22"/>
+          <w:szCs w:val="22"/>
+        </w:rPr>
+        <w:t xml:space="preserve"> and </w:t>
+      </w:r>
+      <w:r>
+        <w:rPr>
+          <w:rFonts w:ascii="Courier New" w:hAnsi="Courier New" w:cs="Courier New"/>
+          <w:sz w:val="22"/>
+          <w:szCs w:val="22"/>
+        </w:rPr>
+        <w:t>BeautifulSoup</w:t>
+      </w:r>
+      <w:r>
+        <w:rPr>
+          <w:rFonts w:ascii="Arial" w:hAnsi="Arial" w:cs="Arial"/>
+          <w:sz w:val="22"/>
+          <w:szCs w:val="22"/>
+        </w:rPr>
+        <w:t>.</w:t>
+      </w:r>
+    </w:p>
+    <w:p>
+      <w:pPr>
+        <w:pStyle w:val="NormalWeb"/>
+        <w:rPr>
+          <w:rFonts w:ascii="Arial" w:hAnsi="Arial" w:cs="Arial"/>
+          <w:sz w:val="22"/>
+          <w:szCs w:val="22"/>
+        </w:rPr>
+      </w:pPr>
+      <w:r>
+        <w:rPr>
+          <w:rFonts w:ascii="Arial" w:hAnsi="Arial" w:cs="Arial"/>
+          <w:sz w:val="22"/>
+          <w:szCs w:val="22"/>
+        </w:rPr>
+        <w:t xml:space="preserve">Each target website was first accessed directly from a modern browser to establish that the destination was available over </w:t>
+      </w:r>
+      <w:r>
+        <w:rPr>
+          <w:rFonts w:ascii="Courier New" w:hAnsi="Courier New" w:cs="Courier New"/>
+          <w:sz w:val="22"/>
+          <w:szCs w:val="22"/>
+        </w:rPr>
+        <w:t>HTTPS</w:t>
+      </w:r>
+      <w:r>
+        <w:rPr>
+          <w:rFonts w:ascii="Arial" w:hAnsi="Arial" w:cs="Arial"/>
+          <w:sz w:val="22"/>
+          <w:szCs w:val="22"/>
+        </w:rPr>
+        <w:t xml:space="preserve">. The same URL was then requested through the PSP proxy. Successful retrieval was defined as the PSP receiving an </w:t>
+      </w:r>
+      <w:r>
+        <w:rPr>
+          <w:rFonts w:ascii="Courier New" w:hAnsi="Courier New" w:cs="Courier New"/>
+          <w:sz w:val="22"/>
+          <w:szCs w:val="22"/>
+        </w:rPr>
+        <w:t>HTTP</w:t>
+      </w:r>
+      <w:r>
+        <w:rPr>
+          <w:rFonts w:ascii="Arial" w:hAnsi="Arial" w:cs="Arial"/>
+          <w:sz w:val="22"/>
+          <w:szCs w:val="22"/>
+        </w:rPr>
+        <w:t xml:space="preserve"> response and rendering readable content in NetFront. Packet captures were performed using Wireshark to compare a modern </w:t>
+      </w:r>
+      <w:r>
+        <w:rPr>
+          <w:rFonts w:ascii="Courier New" w:hAnsi="Courier New" w:cs="Courier New"/>
+          <w:sz w:val="22"/>
+          <w:szCs w:val="22"/>
+        </w:rPr>
+        <w:t>HTTPS</w:t>
+      </w:r>
+      <w:r>
+        <w:rPr>
+          <w:rFonts w:ascii="Arial" w:hAnsi="Arial" w:cs="Arial"/>
+          <w:sz w:val="22"/>
+          <w:szCs w:val="22"/>
+        </w:rPr>
+        <w:t xml:space="preserve"> submission with an equivalent PSP submission through the proxy.</w:t>
+      </w:r>
+    </w:p>
+    <w:p>
+      <w:pPr>
+        <w:pStyle w:val="Heading2"/>
+      </w:pPr>
+      <w:bookmarkStart w:id="20" w:name="_Toc239525473"/>
+      <w:r>
+        <w:t>4.</w:t>
+      </w:r>
+      <w:r>
+        <w:t>2</w:t>
+      </w:r>
+      <w:r>
+        <w:t xml:space="preserve"> Site Selection and TLS Compatibility</w:t>
+      </w:r>
+      <w:bookmarkEnd w:id="20"/>
     </w:p>
     <w:p>
       <w:pPr>
@@ -9906,18 +10543,18 @@
       <w:pPr>
         <w:pStyle w:val="Heading2"/>
       </w:pPr>
-      <w:bookmarkStart w:id="20" w:name="_Toc239515355"/>
+      <w:bookmarkStart w:id="21" w:name="_Toc239525474"/>
       <w:r>
         <w:lastRenderedPageBreak/>
         <w:t>4.</w:t>
       </w:r>
       <w:r>
-        <w:t>2</w:t>
+        <w:t>3</w:t>
       </w:r>
       <w:r>
         <w:t xml:space="preserve"> CNN Lite, NPR Text, CBC Lite</w:t>
       </w:r>
-      <w:bookmarkEnd w:id="20"/>
+      <w:bookmarkEnd w:id="21"/>
     </w:p>
     <w:p>
       <w:pPr>
@@ -10368,12 +11005,18 @@
       <w:pPr>
         <w:pStyle w:val="Heading2"/>
       </w:pPr>
-      <w:bookmarkStart w:id="21" w:name="_Toc239515356"/>
+      <w:bookmarkStart w:id="22" w:name="_Toc239525475"/>
       <w:r>
         <w:lastRenderedPageBreak/>
-        <w:t>4.3 Human Rights Watch</w:t>
-      </w:r>
-      <w:bookmarkEnd w:id="21"/>
+        <w:t>4.</w:t>
+      </w:r>
+      <w:r>
+        <w:t>4</w:t>
+      </w:r>
+      <w:r>
+        <w:t xml:space="preserve"> Human Rights Watch</w:t>
+      </w:r>
+      <w:bookmarkEnd w:id="22"/>
     </w:p>
     <w:p>
       <w:pPr>
@@ -10567,12 +11210,18 @@
       <w:pPr>
         <w:pStyle w:val="Heading2"/>
       </w:pPr>
-      <w:bookmarkStart w:id="22" w:name="_Toc239515357"/>
+      <w:bookmarkStart w:id="23" w:name="_Toc239525476"/>
       <w:r>
         <w:lastRenderedPageBreak/>
-        <w:t>4.4 GNU FTP</w:t>
-      </w:r>
-      <w:bookmarkEnd w:id="22"/>
+        <w:t>4.</w:t>
+      </w:r>
+      <w:r>
+        <w:t>5</w:t>
+      </w:r>
+      <w:r>
+        <w:t xml:space="preserve"> GNU FTP</w:t>
+      </w:r>
+      <w:bookmarkEnd w:id="23"/>
     </w:p>
     <w:p>
       <w:pPr>
@@ -10840,10 +11489,16 @@
       <w:pPr>
         <w:pStyle w:val="Heading2"/>
       </w:pPr>
-      <w:bookmarkStart w:id="23" w:name="_Toc239515358"/>
+      <w:bookmarkStart w:id="24" w:name="_Toc239525477"/>
       <w:r>
         <w:lastRenderedPageBreak/>
-        <w:t>4.5 Hacker News</w:t>
+        <w:t>4.</w:t>
+      </w:r>
+      <w:r>
+        <w:t>6</w:t>
+      </w:r>
+      <w:r>
+        <w:t xml:space="preserve"> Hacker News</w:t>
       </w:r>
       <w:r>
         <w:t xml:space="preserve">, </w:t>
@@ -10854,7 +11509,7 @@
       <w:r>
         <w:t xml:space="preserve"> and Skimfeed</w:t>
       </w:r>
-      <w:bookmarkEnd w:id="23"/>
+      <w:bookmarkEnd w:id="24"/>
     </w:p>
     <w:p>
       <w:pPr>
@@ -11194,12 +11849,18 @@
       <w:pPr>
         <w:pStyle w:val="Heading2"/>
       </w:pPr>
-      <w:bookmarkStart w:id="24" w:name="_Toc239515359"/>
+      <w:bookmarkStart w:id="25" w:name="_Toc239525478"/>
       <w:r>
         <w:lastRenderedPageBreak/>
-        <w:t>4.6 WUKY Text</w:t>
-      </w:r>
-      <w:bookmarkEnd w:id="24"/>
+        <w:t>4.</w:t>
+      </w:r>
+      <w:r>
+        <w:t>7</w:t>
+      </w:r>
+      <w:r>
+        <w:t xml:space="preserve"> WUKY Text</w:t>
+      </w:r>
+      <w:bookmarkEnd w:id="25"/>
     </w:p>
     <w:p>
       <w:pPr>
@@ -11425,18 +12086,18 @@
       <w:pPr>
         <w:pStyle w:val="Heading2"/>
       </w:pPr>
-      <w:bookmarkStart w:id="25" w:name="_Toc239515360"/>
+      <w:bookmarkStart w:id="26" w:name="_Toc239525479"/>
       <w:r>
         <w:lastRenderedPageBreak/>
         <w:t>4.</w:t>
       </w:r>
       <w:r>
-        <w:t>7</w:t>
+        <w:t>8</w:t>
       </w:r>
       <w:r>
         <w:t xml:space="preserve"> RFC Editor</w:t>
       </w:r>
-      <w:bookmarkEnd w:id="25"/>
+      <w:bookmarkEnd w:id="26"/>
     </w:p>
     <w:p>
       <w:pPr>
@@ -11838,18 +12499,18 @@
       <w:pPr>
         <w:pStyle w:val="Heading2"/>
       </w:pPr>
-      <w:bookmarkStart w:id="26" w:name="_Toc239515361"/>
+      <w:bookmarkStart w:id="27" w:name="_Toc239525480"/>
       <w:r>
         <w:lastRenderedPageBreak/>
         <w:t>4.</w:t>
       </w:r>
       <w:r>
-        <w:t>8</w:t>
+        <w:t>9</w:t>
       </w:r>
       <w:r>
         <w:t xml:space="preserve"> Wikipedia Mobile</w:t>
       </w:r>
-      <w:bookmarkEnd w:id="26"/>
+      <w:bookmarkEnd w:id="27"/>
     </w:p>
     <w:p>
       <w:pPr>
@@ -12221,18 +12882,18 @@
       <w:pPr>
         <w:pStyle w:val="Heading2"/>
       </w:pPr>
-      <w:bookmarkStart w:id="27" w:name="_Toc239515362"/>
+      <w:bookmarkStart w:id="28" w:name="_Toc239525481"/>
       <w:r>
         <w:lastRenderedPageBreak/>
         <w:t>4.</w:t>
       </w:r>
       <w:r>
-        <w:t>9</w:t>
+        <w:t>10</w:t>
       </w:r>
       <w:r>
         <w:t xml:space="preserve"> The Test Login Page</w:t>
       </w:r>
-      <w:bookmarkEnd w:id="27"/>
+      <w:bookmarkEnd w:id="28"/>
     </w:p>
     <w:p>
       <w:pPr>
@@ -12322,7 +12983,7 @@
           <w:noProof/>
         </w:rPr>
         <w:drawing>
-          <wp:inline distT="0" distB="0" distL="0" distR="0" wp14:anchorId="34FC5E72" wp14:editId="6669CABC">
+          <wp:inline distT="0" distB="0" distL="0" distR="0" wp14:anchorId="34FC5E72" wp14:editId="6606DF21">
             <wp:extent cx="4229243" cy="2340000"/>
             <wp:effectExtent l="12700" t="12700" r="12700" b="9525"/>
             <wp:docPr id="835339419" name="Picture 9"/>
@@ -12623,18 +13284,21 @@
       <w:pPr>
         <w:pStyle w:val="Heading2"/>
       </w:pPr>
-      <w:bookmarkStart w:id="28" w:name="_Toc239515363"/>
+      <w:bookmarkStart w:id="29" w:name="_Toc239525482"/>
       <w:r>
         <w:lastRenderedPageBreak/>
         <w:t>4.</w:t>
       </w:r>
       <w:r>
-        <w:t>10</w:t>
+        <w:t>1</w:t>
+      </w:r>
+      <w:r>
+        <w:t>1</w:t>
       </w:r>
       <w:r>
         <w:t xml:space="preserve"> Credential Capture</w:t>
       </w:r>
-      <w:bookmarkEnd w:id="28"/>
+      <w:bookmarkEnd w:id="29"/>
     </w:p>
     <w:p>
       <w:pPr>
@@ -12947,7 +13611,7 @@
           <w:szCs w:val="18"/>
         </w:rPr>
         <w:drawing>
-          <wp:inline distT="0" distB="0" distL="0" distR="0" wp14:anchorId="67F135B4" wp14:editId="11A447F9">
+          <wp:inline distT="0" distB="0" distL="0" distR="0" wp14:anchorId="67F135B4" wp14:editId="76A2FE68">
             <wp:extent cx="5731510" cy="1169035"/>
             <wp:effectExtent l="0" t="0" r="0" b="0"/>
             <wp:docPr id="1019302979" name="Picture 11"/>
@@ -13057,7 +13721,7 @@
           <w:noProof/>
         </w:rPr>
         <w:drawing>
-          <wp:inline distT="0" distB="0" distL="0" distR="0" wp14:anchorId="1A4EE998" wp14:editId="7EAEC40E">
+          <wp:inline distT="0" distB="0" distL="0" distR="0" wp14:anchorId="1A4EE998" wp14:editId="7C5226AF">
             <wp:extent cx="5731510" cy="885190"/>
             <wp:effectExtent l="0" t="0" r="0" b="3810"/>
             <wp:docPr id="890645870" name="Picture 10"/>
@@ -13180,22 +13844,22 @@
       <w:pPr>
         <w:pStyle w:val="Heading1"/>
       </w:pPr>
-      <w:bookmarkStart w:id="29" w:name="_Toc239515364"/>
+      <w:bookmarkStart w:id="30" w:name="_Toc239525483"/>
       <w:r>
         <w:lastRenderedPageBreak/>
         <w:t>5. Security Analysis</w:t>
       </w:r>
-      <w:bookmarkEnd w:id="29"/>
+      <w:bookmarkEnd w:id="30"/>
     </w:p>
     <w:p>
       <w:pPr>
         <w:pStyle w:val="Heading2"/>
       </w:pPr>
-      <w:bookmarkStart w:id="30" w:name="_Toc239515365"/>
+      <w:bookmarkStart w:id="31" w:name="_Toc239525484"/>
       <w:r>
         <w:t>5.1 What HTTPS Provides</w:t>
       </w:r>
-      <w:bookmarkEnd w:id="30"/>
+      <w:bookmarkEnd w:id="31"/>
     </w:p>
     <w:p>
       <w:pPr>
@@ -13523,11 +14187,11 @@
       <w:pPr>
         <w:pStyle w:val="Heading2"/>
       </w:pPr>
-      <w:bookmarkStart w:id="31" w:name="_Toc239515366"/>
+      <w:bookmarkStart w:id="32" w:name="_Toc239525485"/>
       <w:r>
         <w:t>5.2 What the Proxy Architecture Does to HTTPS</w:t>
       </w:r>
-      <w:bookmarkEnd w:id="31"/>
+      <w:bookmarkEnd w:id="32"/>
     </w:p>
     <w:p>
       <w:pPr>
@@ -13737,11 +14401,11 @@
       <w:pPr>
         <w:pStyle w:val="Heading2"/>
       </w:pPr>
-      <w:bookmarkStart w:id="32" w:name="_Toc239515367"/>
+      <w:bookmarkStart w:id="33" w:name="_Toc239525486"/>
       <w:r>
         <w:t>5.3 Comparison with SSL Stripping</w:t>
       </w:r>
-      <w:bookmarkEnd w:id="32"/>
+      <w:bookmarkEnd w:id="33"/>
     </w:p>
     <w:p>
       <w:pPr>
@@ -14112,12 +14776,12 @@
       <w:pPr>
         <w:pStyle w:val="Heading1"/>
       </w:pPr>
-      <w:bookmarkStart w:id="33" w:name="_Toc239515368"/>
+      <w:bookmarkStart w:id="34" w:name="_Toc239525487"/>
       <w:r>
         <w:lastRenderedPageBreak/>
         <w:t>6. Alternative Approaches</w:t>
       </w:r>
-      <w:bookmarkEnd w:id="33"/>
+      <w:bookmarkEnd w:id="34"/>
     </w:p>
     <w:p>
       <w:pPr>
@@ -14140,11 +14804,11 @@
       <w:pPr>
         <w:pStyle w:val="Heading2"/>
       </w:pPr>
-      <w:bookmarkStart w:id="34" w:name="_Toc239515369"/>
+      <w:bookmarkStart w:id="35" w:name="_Toc239525488"/>
       <w:r>
         <w:t>6.1 PSPKVM and Opera Mini 8</w:t>
       </w:r>
-      <w:bookmarkEnd w:id="34"/>
+      <w:bookmarkEnd w:id="35"/>
     </w:p>
     <w:p>
       <w:pPr>
@@ -14202,11 +14866,11 @@
       <w:pPr>
         <w:pStyle w:val="Heading2"/>
       </w:pPr>
-      <w:bookmarkStart w:id="35" w:name="_Toc239515370"/>
+      <w:bookmarkStart w:id="36" w:name="_Toc239525489"/>
       <w:r>
         <w:t>6.2 ESP32-Based Hardware Proxy</w:t>
       </w:r>
-      <w:bookmarkEnd w:id="35"/>
+      <w:bookmarkEnd w:id="36"/>
     </w:p>
     <w:p>
       <w:pPr>
@@ -14283,11 +14947,11 @@
       <w:pPr>
         <w:pStyle w:val="Heading2"/>
       </w:pPr>
-      <w:bookmarkStart w:id="36" w:name="_Toc239515371"/>
+      <w:bookmarkStart w:id="37" w:name="_Toc239525490"/>
       <w:r>
         <w:t>6.3 What a Full Solution Would Require</w:t>
       </w:r>
-      <w:bookmarkEnd w:id="36"/>
+      <w:bookmarkEnd w:id="37"/>
     </w:p>
     <w:p>
       <w:pPr>
@@ -14430,12 +15094,12 @@
       <w:pPr>
         <w:pStyle w:val="Heading1"/>
       </w:pPr>
-      <w:bookmarkStart w:id="37" w:name="_Toc239515372"/>
+      <w:bookmarkStart w:id="38" w:name="_Toc239525491"/>
       <w:r>
         <w:lastRenderedPageBreak/>
         <w:t>7. Room for Improvement</w:t>
       </w:r>
-      <w:bookmarkEnd w:id="37"/>
+      <w:bookmarkEnd w:id="38"/>
     </w:p>
     <w:p>
       <w:pPr>
@@ -14476,11 +15140,11 @@
       <w:pPr>
         <w:pStyle w:val="Heading2"/>
       </w:pPr>
-      <w:bookmarkStart w:id="38" w:name="_Toc239515373"/>
+      <w:bookmarkStart w:id="39" w:name="_Toc239525492"/>
       <w:r>
         <w:t>7.1 Legacy Adapter Improvements</w:t>
       </w:r>
-      <w:bookmarkEnd w:id="38"/>
+      <w:bookmarkEnd w:id="39"/>
     </w:p>
     <w:p>
       <w:pPr>
@@ -15137,12 +15801,12 @@
       <w:pPr>
         <w:pStyle w:val="Heading2"/>
       </w:pPr>
-      <w:bookmarkStart w:id="39" w:name="_Toc239515374"/>
+      <w:bookmarkStart w:id="40" w:name="_Toc239525493"/>
       <w:r>
         <w:lastRenderedPageBreak/>
         <w:t>7.2 TLS and Certificate Handling</w:t>
       </w:r>
-      <w:bookmarkEnd w:id="39"/>
+      <w:bookmarkEnd w:id="40"/>
     </w:p>
     <w:p>
       <w:pPr>
@@ -15201,11 +15865,11 @@
       <w:pPr>
         <w:pStyle w:val="Heading2"/>
       </w:pPr>
-      <w:bookmarkStart w:id="40" w:name="_Toc239515375"/>
+      <w:bookmarkStart w:id="41" w:name="_Toc239525494"/>
       <w:r>
         <w:t>7.3 Caching</w:t>
       </w:r>
-      <w:bookmarkEnd w:id="40"/>
+      <w:bookmarkEnd w:id="41"/>
     </w:p>
     <w:p>
       <w:pPr>
@@ -15226,27 +15890,449 @@
     </w:p>
     <w:p>
       <w:pPr>
-        <w:rPr>
-          <w:rFonts w:ascii="Arial" w:hAnsi="Arial" w:cs="Arial"/>
-        </w:rPr>
-      </w:pPr>
-      <w:r>
-        <w:rPr>
-          <w:rFonts w:ascii="Arial" w:hAnsi="Arial" w:cs="Arial"/>
-        </w:rPr>
+        <w:pStyle w:val="Heading1"/>
+      </w:pPr>
+      <w:r>
         <w:br w:type="page"/>
       </w:r>
+      <w:bookmarkStart w:id="42" w:name="_Toc239525495"/>
+      <w:r>
+        <w:lastRenderedPageBreak/>
+        <w:t>8. Limitations</w:t>
+      </w:r>
+      <w:bookmarkEnd w:id="42"/>
+    </w:p>
+    <w:p>
+      <w:pPr>
+        <w:pStyle w:val="NormalWeb"/>
+        <w:rPr>
+          <w:rFonts w:ascii="Arial" w:hAnsi="Arial" w:cs="Arial"/>
+          <w:sz w:val="22"/>
+          <w:szCs w:val="22"/>
+        </w:rPr>
+      </w:pPr>
+      <w:r>
+        <w:rPr>
+          <w:rFonts w:ascii="Arial" w:hAnsi="Arial" w:cs="Arial"/>
+          <w:sz w:val="22"/>
+          <w:szCs w:val="22"/>
+        </w:rPr>
+        <w:t>This project demonstrates a targeted concept and achieves it cleanly, but a number of limitations should be understood before drawing broader conclusions from the results.</w:t>
+      </w:r>
+    </w:p>
+    <w:p>
+      <w:pPr>
+        <w:pStyle w:val="NormalWeb"/>
+        <w:rPr>
+          <w:rFonts w:ascii="Arial" w:hAnsi="Arial" w:cs="Arial"/>
+          <w:sz w:val="22"/>
+          <w:szCs w:val="22"/>
+        </w:rPr>
+      </w:pPr>
+      <w:r>
+        <w:rPr>
+          <w:rStyle w:val="Strong"/>
+          <w:rFonts w:ascii="Arial" w:hAnsi="Arial" w:cs="Arial"/>
+          <w:sz w:val="22"/>
+          <w:szCs w:val="22"/>
+        </w:rPr>
+        <w:t>1. No end-to-end encryption</w:t>
+      </w:r>
+      <w:r>
+        <w:rPr>
+          <w:rFonts w:ascii="Arial" w:hAnsi="Arial" w:cs="Arial"/>
+          <w:sz w:val="22"/>
+          <w:szCs w:val="22"/>
+        </w:rPr>
+        <w:br/>
+        <w:t xml:space="preserve">The PSP to proxy segment is plain </w:t>
+      </w:r>
+      <w:r>
+        <w:rPr>
+          <w:rFonts w:ascii="Courier New" w:hAnsi="Courier New" w:cs="Courier New"/>
+          <w:sz w:val="22"/>
+          <w:szCs w:val="22"/>
+        </w:rPr>
+        <w:t>HTTP</w:t>
+      </w:r>
+      <w:r>
+        <w:rPr>
+          <w:rFonts w:ascii="Arial" w:hAnsi="Arial" w:cs="Arial"/>
+          <w:sz w:val="22"/>
+          <w:szCs w:val="22"/>
+        </w:rPr>
+        <w:t xml:space="preserve"> with no way around it given the PSP </w:t>
+      </w:r>
+      <w:r>
+        <w:rPr>
+          <w:rFonts w:ascii="Courier New" w:hAnsi="Courier New" w:cs="Courier New"/>
+          <w:sz w:val="22"/>
+          <w:szCs w:val="22"/>
+        </w:rPr>
+        <w:t>TLS</w:t>
+      </w:r>
+      <w:r>
+        <w:rPr>
+          <w:rFonts w:ascii="Arial" w:hAnsi="Arial" w:cs="Arial"/>
+          <w:sz w:val="22"/>
+          <w:szCs w:val="22"/>
+        </w:rPr>
+        <w:t xml:space="preserve"> stack. Anyone on the same local network can read all traffic without any decryption. This is a fundamental property of the architecture, not something that can be fixed </w:t>
+      </w:r>
+      <w:r>
+        <w:rPr>
+          <w:rFonts w:ascii="Arial" w:hAnsi="Arial" w:cs="Arial"/>
+          <w:sz w:val="22"/>
+          <w:szCs w:val="22"/>
+        </w:rPr>
+        <w:t>without upgrading the cryptographic algorithms the PSP supports.</w:t>
+      </w:r>
+      <w:r>
+        <w:rPr>
+          <w:rFonts w:ascii="Arial" w:hAnsi="Arial" w:cs="Arial"/>
+          <w:sz w:val="22"/>
+          <w:szCs w:val="22"/>
+        </w:rPr>
+        <w:t>.</w:t>
+      </w:r>
+    </w:p>
+    <w:p>
+      <w:pPr>
+        <w:pStyle w:val="NormalWeb"/>
+        <w:rPr>
+          <w:rFonts w:ascii="Arial" w:hAnsi="Arial" w:cs="Arial"/>
+          <w:sz w:val="22"/>
+          <w:szCs w:val="22"/>
+        </w:rPr>
+      </w:pPr>
+      <w:r>
+        <w:rPr>
+          <w:rStyle w:val="Strong"/>
+          <w:rFonts w:ascii="Arial" w:hAnsi="Arial" w:cs="Arial"/>
+          <w:sz w:val="22"/>
+          <w:szCs w:val="22"/>
+        </w:rPr>
+        <w:t>2. Incomplete HTTP proxy implementation</w:t>
+      </w:r>
+      <w:r>
+        <w:rPr>
+          <w:rFonts w:ascii="Arial" w:hAnsi="Arial" w:cs="Arial"/>
+          <w:sz w:val="22"/>
+          <w:szCs w:val="22"/>
+        </w:rPr>
+        <w:br/>
+        <w:t xml:space="preserve">The proxy handles </w:t>
+      </w:r>
+      <w:r>
+        <w:rPr>
+          <w:rFonts w:ascii="Courier New" w:hAnsi="Courier New" w:cs="Courier New"/>
+          <w:sz w:val="22"/>
+          <w:szCs w:val="22"/>
+        </w:rPr>
+        <w:t>GET</w:t>
+      </w:r>
+      <w:r>
+        <w:rPr>
+          <w:rFonts w:ascii="Arial" w:hAnsi="Arial" w:cs="Arial"/>
+          <w:sz w:val="22"/>
+          <w:szCs w:val="22"/>
+        </w:rPr>
+        <w:t xml:space="preserve"> and </w:t>
+      </w:r>
+      <w:r>
+        <w:rPr>
+          <w:rFonts w:ascii="Courier New" w:hAnsi="Courier New" w:cs="Courier New"/>
+          <w:sz w:val="22"/>
+          <w:szCs w:val="22"/>
+        </w:rPr>
+        <w:t>POST</w:t>
+      </w:r>
+      <w:r>
+        <w:rPr>
+          <w:rFonts w:ascii="Arial" w:hAnsi="Arial" w:cs="Arial"/>
+          <w:sz w:val="22"/>
+          <w:szCs w:val="22"/>
+        </w:rPr>
+        <w:t xml:space="preserve"> requests, which covers basic web browsing. It does not implement </w:t>
+      </w:r>
+      <w:r>
+        <w:rPr>
+          <w:rFonts w:ascii="Courier New" w:hAnsi="Courier New" w:cs="Courier New"/>
+          <w:sz w:val="22"/>
+          <w:szCs w:val="22"/>
+        </w:rPr>
+        <w:t>CONNECT</w:t>
+      </w:r>
+      <w:r>
+        <w:rPr>
+          <w:rFonts w:ascii="Arial" w:hAnsi="Arial" w:cs="Arial"/>
+          <w:sz w:val="22"/>
+          <w:szCs w:val="22"/>
+        </w:rPr>
+        <w:t xml:space="preserve"> tunnelling, keep-alive connections, or less common </w:t>
+      </w:r>
+      <w:r>
+        <w:rPr>
+          <w:rFonts w:ascii="Courier New" w:hAnsi="Courier New" w:cs="Courier New"/>
+          <w:sz w:val="22"/>
+          <w:szCs w:val="22"/>
+        </w:rPr>
+        <w:t>HTTP</w:t>
+      </w:r>
+      <w:r>
+        <w:rPr>
+          <w:rFonts w:ascii="Arial" w:hAnsi="Arial" w:cs="Arial"/>
+          <w:sz w:val="22"/>
+          <w:szCs w:val="22"/>
+        </w:rPr>
+        <w:t xml:space="preserve"> methods. It is sufficient for the demonstration but would need additional work to function as a general-purpose proxy.</w:t>
+      </w:r>
+    </w:p>
+    <w:p>
+      <w:pPr>
+        <w:pStyle w:val="NormalWeb"/>
+        <w:rPr>
+          <w:rFonts w:ascii="Arial" w:hAnsi="Arial" w:cs="Arial"/>
+          <w:sz w:val="22"/>
+          <w:szCs w:val="22"/>
+        </w:rPr>
+      </w:pPr>
+      <w:r>
+        <w:rPr>
+          <w:rStyle w:val="Strong"/>
+          <w:rFonts w:ascii="Arial" w:hAnsi="Arial" w:cs="Arial"/>
+          <w:sz w:val="22"/>
+          <w:szCs w:val="22"/>
+        </w:rPr>
+        <w:t>3. Modern JavaScript applications remain unusable</w:t>
+      </w:r>
+      <w:r>
+        <w:rPr>
+          <w:rFonts w:ascii="Arial" w:hAnsi="Arial" w:cs="Arial"/>
+          <w:sz w:val="22"/>
+          <w:szCs w:val="22"/>
+        </w:rPr>
+        <w:br/>
+        <w:t xml:space="preserve">Removing script tags prevents NetFront from crashing on incompatible code but does not make the content accessible. Any site where visible content is generated by </w:t>
+      </w:r>
+      <w:r>
+        <w:rPr>
+          <w:rFonts w:ascii="Courier New" w:hAnsi="Courier New" w:cs="Courier New"/>
+          <w:sz w:val="22"/>
+          <w:szCs w:val="22"/>
+        </w:rPr>
+        <w:t>JavaScript</w:t>
+      </w:r>
+      <w:r>
+        <w:rPr>
+          <w:rFonts w:ascii="Arial" w:hAnsi="Arial" w:cs="Arial"/>
+          <w:sz w:val="22"/>
+          <w:szCs w:val="22"/>
+        </w:rPr>
+        <w:t xml:space="preserve"> will return a blank or near-blank page regardless of what the adapter does. This is a NetFront limitation and cannot be addressed without a server-side rendering pipeline.</w:t>
+      </w:r>
+    </w:p>
+    <w:p>
+      <w:pPr>
+        <w:pStyle w:val="NormalWeb"/>
+        <w:rPr>
+          <w:rFonts w:ascii="Arial" w:hAnsi="Arial" w:cs="Arial"/>
+          <w:sz w:val="22"/>
+          <w:szCs w:val="22"/>
+        </w:rPr>
+      </w:pPr>
+      <w:r>
+        <w:rPr>
+          <w:rStyle w:val="Strong"/>
+          <w:rFonts w:ascii="Arial" w:hAnsi="Arial" w:cs="Arial"/>
+          <w:sz w:val="22"/>
+          <w:szCs w:val="22"/>
+        </w:rPr>
+        <w:t>4. CSS adaptation is intentionally simplistic</w:t>
+      </w:r>
+      <w:r>
+        <w:rPr>
+          <w:rFonts w:ascii="Arial" w:hAnsi="Arial" w:cs="Arial"/>
+          <w:sz w:val="22"/>
+          <w:szCs w:val="22"/>
+        </w:rPr>
+        <w:br/>
+        <w:t xml:space="preserve">The adapter removes all external stylesheets and injects a minimal fallback. NetFront supports a subset of </w:t>
+      </w:r>
+      <w:r>
+        <w:rPr>
+          <w:rFonts w:ascii="Courier New" w:hAnsi="Courier New" w:cs="Courier New"/>
+          <w:sz w:val="22"/>
+          <w:szCs w:val="22"/>
+        </w:rPr>
+        <w:t>CSS2</w:t>
+      </w:r>
+      <w:r>
+        <w:rPr>
+          <w:rFonts w:ascii="Arial" w:hAnsi="Arial" w:cs="Arial"/>
+          <w:sz w:val="22"/>
+          <w:szCs w:val="22"/>
+        </w:rPr>
+        <w:t xml:space="preserve"> and a more sophisticated adapter could selectively keep compatible rules, which would produce better results on some sites. The current approach was kept simple to avoid introducing parsing errors.</w:t>
+      </w:r>
+    </w:p>
+    <w:p>
+      <w:pPr>
+        <w:pStyle w:val="NormalWeb"/>
+        <w:rPr>
+          <w:rFonts w:ascii="Arial" w:hAnsi="Arial" w:cs="Arial"/>
+          <w:sz w:val="22"/>
+          <w:szCs w:val="22"/>
+        </w:rPr>
+      </w:pPr>
+      <w:r>
+        <w:rPr>
+          <w:rStyle w:val="Strong"/>
+          <w:rFonts w:ascii="Arial" w:hAnsi="Arial" w:cs="Arial"/>
+          <w:sz w:val="22"/>
+          <w:szCs w:val="22"/>
+        </w:rPr>
+        <w:t>5. Limited site coverage</w:t>
+      </w:r>
+      <w:r>
+        <w:rPr>
+          <w:rFonts w:ascii="Arial" w:hAnsi="Arial" w:cs="Arial"/>
+          <w:sz w:val="22"/>
+          <w:szCs w:val="22"/>
+        </w:rPr>
+        <w:br/>
+      </w:r>
+      <w:r>
+        <w:rPr>
+          <w:rFonts w:ascii="Arial" w:hAnsi="Arial" w:cs="Arial"/>
+          <w:sz w:val="22"/>
+          <w:szCs w:val="22"/>
+        </w:rPr>
+        <w:t>Thirteen</w:t>
+      </w:r>
+      <w:r>
+        <w:rPr>
+          <w:rFonts w:ascii="Arial" w:hAnsi="Arial" w:cs="Arial"/>
+          <w:sz w:val="22"/>
+          <w:szCs w:val="22"/>
+        </w:rPr>
+        <w:t xml:space="preserve"> sites were tested, all chosen for low </w:t>
+      </w:r>
+      <w:r>
+        <w:rPr>
+          <w:rFonts w:ascii="Courier New" w:hAnsi="Courier New" w:cs="Courier New"/>
+          <w:sz w:val="22"/>
+          <w:szCs w:val="22"/>
+        </w:rPr>
+        <w:t>JavaScript</w:t>
+      </w:r>
+      <w:r>
+        <w:rPr>
+          <w:rFonts w:ascii="Arial" w:hAnsi="Arial" w:cs="Arial"/>
+          <w:sz w:val="22"/>
+          <w:szCs w:val="22"/>
+        </w:rPr>
+        <w:t xml:space="preserve"> dependency. They are not a representative sample of the modern web and the sites that work are a specific subset built with simplicity or accessibility in mind.</w:t>
+      </w:r>
+    </w:p>
+    <w:p>
+      <w:pPr>
+        <w:pStyle w:val="NormalWeb"/>
+        <w:rPr>
+          <w:rFonts w:ascii="Arial" w:hAnsi="Arial" w:cs="Arial"/>
+          <w:sz w:val="22"/>
+          <w:szCs w:val="22"/>
+        </w:rPr>
+      </w:pPr>
+      <w:r>
+        <w:rPr>
+          <w:rStyle w:val="Strong"/>
+          <w:rFonts w:ascii="Arial" w:hAnsi="Arial" w:cs="Arial"/>
+          <w:sz w:val="22"/>
+          <w:szCs w:val="22"/>
+        </w:rPr>
+        <w:t>6. Results are firmware and configuration specific</w:t>
+      </w:r>
+      <w:r>
+        <w:rPr>
+          <w:rFonts w:ascii="Arial" w:hAnsi="Arial" w:cs="Arial"/>
+          <w:sz w:val="22"/>
+          <w:szCs w:val="22"/>
+        </w:rPr>
+        <w:br/>
+        <w:t xml:space="preserve">Testing was performed on a specific PSP model running ARK-4 custom firmware. Different models, firmware versions, and regional variants may behave differently around </w:t>
+      </w:r>
+      <w:r>
+        <w:rPr>
+          <w:rFonts w:ascii="Courier New" w:hAnsi="Courier New" w:cs="Courier New"/>
+          <w:sz w:val="22"/>
+          <w:szCs w:val="22"/>
+        </w:rPr>
+        <w:t>SSL</w:t>
+      </w:r>
+      <w:r>
+        <w:rPr>
+          <w:rFonts w:ascii="Arial" w:hAnsi="Arial" w:cs="Arial"/>
+          <w:sz w:val="22"/>
+          <w:szCs w:val="22"/>
+        </w:rPr>
+        <w:t xml:space="preserve"> negotiation and certificate handling.</w:t>
+      </w:r>
+    </w:p>
+    <w:p>
+      <w:pPr>
+        <w:pStyle w:val="NormalWeb"/>
+        <w:rPr>
+          <w:rFonts w:ascii="Arial" w:hAnsi="Arial" w:cs="Arial"/>
+          <w:sz w:val="22"/>
+          <w:szCs w:val="22"/>
+        </w:rPr>
+      </w:pPr>
+      <w:r>
+        <w:rPr>
+          <w:rStyle w:val="Strong"/>
+          <w:rFonts w:ascii="Arial" w:hAnsi="Arial" w:cs="Arial"/>
+          <w:sz w:val="22"/>
+          <w:szCs w:val="22"/>
+        </w:rPr>
+        <w:t>7. No performance benchmarking</w:t>
+      </w:r>
+      <w:r>
+        <w:rPr>
+          <w:rFonts w:ascii="Arial" w:hAnsi="Arial" w:cs="Arial"/>
+          <w:sz w:val="22"/>
+          <w:szCs w:val="22"/>
+        </w:rPr>
+        <w:br/>
+        <w:t>No measurements were taken of request latency or page load time. The PSP is noticeably slow loading pages through the proxy but no systematic data was collected, which was outside the scope of this project.</w:t>
+      </w:r>
     </w:p>
     <w:p>
       <w:pPr>
         <w:pStyle w:val="Heading1"/>
-      </w:pPr>
-      <w:bookmarkStart w:id="41" w:name="_Toc239515376"/>
+        <w:rPr>
+          <w:color w:val="auto"/>
+          <w:sz w:val="20"/>
+          <w:szCs w:val="20"/>
+        </w:rPr>
+      </w:pPr>
+      <w:r>
+        <w:br w:type="page"/>
+      </w:r>
+    </w:p>
+    <w:p>
+      <w:pPr>
+        <w:pStyle w:val="Heading1"/>
+      </w:pPr>
+      <w:bookmarkStart w:id="43" w:name="_Toc239525496"/>
       <w:r>
         <w:lastRenderedPageBreak/>
-        <w:t>8. Conclusion</w:t>
-      </w:r>
-      <w:bookmarkEnd w:id="41"/>
+        <w:t>9</w:t>
+      </w:r>
+      <w:r>
+        <w:t>. Conclusion</w:t>
+      </w:r>
+      <w:bookmarkEnd w:id="43"/>
     </w:p>
     <w:p>
       <w:pPr>
@@ -15388,7 +16474,25 @@
           <w:sz w:val="22"/>
           <w:szCs w:val="22"/>
         </w:rPr>
-        <w:t xml:space="preserve"> proxy on a workstation on the same local network, the PSP was able to reach eleven modern </w:t>
+        <w:t xml:space="preserve"> proxy on a workstation on the same local network, the PSP was able to reach </w:t>
+      </w:r>
+      <w:r>
+        <w:rPr>
+          <w:rFonts w:ascii="Arial" w:hAnsi="Arial" w:cs="Arial"/>
+          <w:color w:val="111111"/>
+          <w:sz w:val="22"/>
+          <w:szCs w:val="22"/>
+        </w:rPr>
+        <w:t>thirteen</w:t>
+      </w:r>
+      <w:r>
+        <w:rPr>
+          <w:rFonts w:ascii="Arial" w:hAnsi="Arial" w:cs="Arial"/>
+          <w:color w:val="111111"/>
+          <w:sz w:val="22"/>
+          <w:szCs w:val="22"/>
+        </w:rPr>
+        <w:t xml:space="preserve"> modern </w:t>
       </w:r>
       <w:r>
         <w:rPr>
@@ -15549,7 +16653,25 @@
           <w:sz w:val="22"/>
           <w:szCs w:val="22"/>
         </w:rPr>
-        <w:t xml:space="preserve">What this project also demonstrates is that reachability and usability are not the same thing. Of the eleven sites tested, the ones that rendered acceptably on the PSP were the ones that were designed with constraints in mind: text-first news sites, link aggregators, static documentation. Sites that depend on </w:t>
+        <w:t xml:space="preserve">What this project also demonstrates is that reachability and usability are not the same thing. Of the </w:t>
+      </w:r>
+      <w:r>
+        <w:rPr>
+          <w:rFonts w:ascii="Arial" w:hAnsi="Arial" w:cs="Arial"/>
+          <w:color w:val="111111"/>
+          <w:sz w:val="22"/>
+          <w:szCs w:val="22"/>
+        </w:rPr>
+        <w:t>thirteen</w:t>
+      </w:r>
+      <w:r>
+        <w:rPr>
+          <w:rFonts w:ascii="Arial" w:hAnsi="Arial" w:cs="Arial"/>
+          <w:color w:val="111111"/>
+          <w:sz w:val="22"/>
+          <w:szCs w:val="22"/>
+        </w:rPr>
+        <w:t xml:space="preserve"> sites tested, the ones that rendered acceptably on the PSP were the ones that were designed with constraints in mind: text-first news sites, link aggregators, static documentation. Sites that depend on </w:t>
       </w:r>
       <w:r>
         <w:rPr>
@@ -15676,69 +16798,387 @@
     <w:p>
       <w:pPr>
         <w:pStyle w:val="Heading1"/>
-      </w:pPr>
-      <w:bookmarkStart w:id="42" w:name="_Toc239515377"/>
-      <w:r>
+        <w:rPr>
+          <w:b w:val="0"/>
+          <w:bCs w:val="0"/>
+        </w:rPr>
+      </w:pPr>
+      <w:bookmarkStart w:id="44" w:name="_Toc239525497"/>
+      <w:r>
+        <w:rPr>
+          <w:rStyle w:val="Strong"/>
+          <w:b/>
+          <w:bCs/>
+        </w:rPr>
         <w:lastRenderedPageBreak/>
         <w:t>References</w:t>
       </w:r>
-      <w:bookmarkEnd w:id="42"/>
-    </w:p>
-    <w:sdt>
-      <w:sdtPr>
-        <w:id w:val="111145805"/>
-        <w:bibliography/>
-      </w:sdtPr>
-      <w:sdtContent>
-        <w:p>
-          <w:r>
-            <w:t>Internet Engineering Task Force (2015) Prohibiting RC4 Cipher Suites, RFC 7465. Available at: https://www.rfc-editor.org/rfc/rfc7465 (Accessed: 5 September 2026).</w:t>
-          </w:r>
-        </w:p>
-        <w:p/>
-        <w:p>
-          <w:r>
-            <w:t>Internet Engineering Task Force (2019) Deprecating TLSv1.0 and TLSv1.1, RFC 8996. Available at: https://www.rfc-editor.org/rfc/rfc8996 (Accessed: 5 September 2026).</w:t>
-          </w:r>
-        </w:p>
-        <w:p/>
-        <w:p>
-          <w:r>
-            <w:t>Internet Engineering Task Force (2018) The Transport Layer Security (TLS) Protocol Version 1.3, RFC 8446. Available at: https://www.rfc-editor.org/rfc/rfc8446 (Accessed: 5 September 2026).</w:t>
-          </w:r>
-        </w:p>
-        <w:p/>
-        <w:p>
-          <w:r>
-            <w:t>Internet Engineering Task Force (2015) Deprecating Secure Sockets Layer Version 3.0, RFC 7568. Available at: https://www.rfc-editor.org/rfc/rfc7568 (Accessed: 5 September 2026).</w:t>
-          </w:r>
-        </w:p>
-        <w:p/>
-        <w:p>
-          <w:r>
-            <w:t>MagHeater (2025) PSP-Meshtastic: ESP32-based web client for legacy devices. Available at: https://github.com/MagHeater/PSP-Meshtastic (Accessed: 5 September 2026).</w:t>
-          </w:r>
-        </w:p>
-        <w:p/>
-        <w:p>
-          <w:r>
-            <w:t>Mawiz (2026) Legacy PSP Browser Bridge. Available at: https://github.com/Maw1z/Legacy-PSP-Browser-Bridge (Accessed: 5 September 2026).</w:t>
-          </w:r>
-        </w:p>
-        <w:p/>
-        <w:p>
-          <w:r>
-            <w:t>RFC Editor (no date) RFC Editor. Available at: https://www.rfc-editor.org (Accessed: 5 September 2026).</w:t>
-          </w:r>
-        </w:p>
-        <w:p/>
-        <w:p>
-          <w:r>
-            <w:t>Reddit (2025) I finally got internet somewhat working on my PSP, r/PSP. Available at: https://www.reddit.com/r/PSP/comments/1ufcpvq/i_finally_got_internet_somewhat_working_on_my_psp/ (Accessed: 5 September 2026).</w:t>
-          </w:r>
-        </w:p>
-      </w:sdtContent>
-    </w:sdt>
+      <w:bookmarkEnd w:id="44"/>
+    </w:p>
+    <w:p>
+      <w:pPr>
+        <w:pStyle w:val="NormalWeb"/>
+      </w:pPr>
+      <w:r>
+        <w:t xml:space="preserve">Access Co., Ltd. (2005) </w:t>
+      </w:r>
+      <w:r>
+        <w:rPr>
+          <w:rStyle w:val="Emphasis"/>
+        </w:rPr>
+        <w:t>ACCESS NetFront Browser Brings Internet Browsing to PSP</w:t>
+      </w:r>
+      <w:r>
+        <w:t xml:space="preserve">. Available at: </w:t>
+      </w:r>
+      <w:hyperlink r:id="rId24" w:history="1">
+        <w:r>
+          <w:rPr>
+            <w:rStyle w:val="Hyperlink"/>
+          </w:rPr>
+          <w:t>https://www.access-company.com/en/news_event/archives/2005/20050906/</w:t>
+        </w:r>
+      </w:hyperlink>
+      <w:r>
+        <w:t xml:space="preserve"> (Accessed: 5 September 2026).</w:t>
+      </w:r>
+    </w:p>
+    <w:p>
+      <w:pPr>
+        <w:pStyle w:val="NormalWeb"/>
+      </w:pPr>
+      <w:r>
+        <w:t xml:space="preserve">Internet Engineering Task Force (2015) </w:t>
+      </w:r>
+      <w:r>
+        <w:rPr>
+          <w:rStyle w:val="Emphasis"/>
+        </w:rPr>
+        <w:t>Prohibiting RC4 Cipher Suites</w:t>
+      </w:r>
+      <w:r>
+        <w:t xml:space="preserve">, RFC 7465. Available at: </w:t>
+      </w:r>
+      <w:hyperlink r:id="rId25" w:history="1">
+        <w:r>
+          <w:rPr>
+            <w:rStyle w:val="Hyperlink"/>
+          </w:rPr>
+          <w:t>https://www.rfc-editor.org/rfc/rfc7465</w:t>
+        </w:r>
+      </w:hyperlink>
+      <w:r>
+        <w:t xml:space="preserve"> (Accessed: 5 September 2026).</w:t>
+      </w:r>
+    </w:p>
+    <w:p>
+      <w:pPr>
+        <w:pStyle w:val="NormalWeb"/>
+      </w:pPr>
+      <w:r>
+        <w:t xml:space="preserve">Internet Engineering Task Force (2015) </w:t>
+      </w:r>
+      <w:r>
+        <w:rPr>
+          <w:rStyle w:val="Emphasis"/>
+        </w:rPr>
+        <w:t>Deprecating Secure Sockets Layer Version 3.0</w:t>
+      </w:r>
+      <w:r>
+        <w:t xml:space="preserve">, RFC 7568. Available at: </w:t>
+      </w:r>
+      <w:hyperlink r:id="rId26" w:history="1">
+        <w:r>
+          <w:rPr>
+            <w:rStyle w:val="Hyperlink"/>
+          </w:rPr>
+          <w:t>https://www.rfc-editor.org/rfc/rfc7568</w:t>
+        </w:r>
+      </w:hyperlink>
+      <w:r>
+        <w:t xml:space="preserve"> (Accessed: 5 September 2026).</w:t>
+      </w:r>
+    </w:p>
+    <w:p>
+      <w:pPr>
+        <w:pStyle w:val="NormalWeb"/>
+      </w:pPr>
+      <w:r>
+        <w:t xml:space="preserve">Internet Engineering Task Force (2018) </w:t>
+      </w:r>
+      <w:r>
+        <w:rPr>
+          <w:rStyle w:val="Emphasis"/>
+        </w:rPr>
+        <w:t>The Transport Layer Security (TLS) Protocol Version 1.3</w:t>
+      </w:r>
+      <w:r>
+        <w:t xml:space="preserve">, RFC 8446. Available at: </w:t>
+      </w:r>
+      <w:hyperlink r:id="rId27" w:history="1">
+        <w:r>
+          <w:rPr>
+            <w:rStyle w:val="Hyperlink"/>
+          </w:rPr>
+          <w:t>https://www.rfc-editor.org/rfc/rfc8446</w:t>
+        </w:r>
+      </w:hyperlink>
+      <w:r>
+        <w:t xml:space="preserve"> (Accessed: 5 September 2026).</w:t>
+      </w:r>
+    </w:p>
+    <w:p>
+      <w:pPr>
+        <w:pStyle w:val="NormalWeb"/>
+      </w:pPr>
+      <w:r>
+        <w:t xml:space="preserve">Internet Engineering Task Force (2019) </w:t>
+      </w:r>
+      <w:r>
+        <w:rPr>
+          <w:rStyle w:val="Emphasis"/>
+        </w:rPr>
+        <w:t>Deprecating TLSv1.0 and TLSv1.1</w:t>
+      </w:r>
+      <w:r>
+        <w:t xml:space="preserve">, RFC 8996. Available at: </w:t>
+      </w:r>
+      <w:hyperlink r:id="rId28" w:history="1">
+        <w:r>
+          <w:rPr>
+            <w:rStyle w:val="Hyperlink"/>
+          </w:rPr>
+          <w:t>https://www.rfc-editor.org/rfc/rfc8996</w:t>
+        </w:r>
+      </w:hyperlink>
+      <w:r>
+        <w:t xml:space="preserve"> (Accessed: 5 September 2026).</w:t>
+      </w:r>
+    </w:p>
+    <w:p>
+      <w:pPr>
+        <w:pStyle w:val="NormalWeb"/>
+      </w:pPr>
+      <w:r>
+        <w:t xml:space="preserve">MagHeater (2025) </w:t>
+      </w:r>
+      <w:r>
+        <w:rPr>
+          <w:rStyle w:val="Emphasis"/>
+        </w:rPr>
+        <w:t>PSP-Meshtastic: ESP32-based web client for legacy devices</w:t>
+      </w:r>
+      <w:r>
+        <w:t xml:space="preserve">. Available at: </w:t>
+      </w:r>
+      <w:hyperlink r:id="rId29" w:history="1">
+        <w:r>
+          <w:rPr>
+            <w:rStyle w:val="Hyperlink"/>
+          </w:rPr>
+          <w:t>https://github.com/MagHeater/PSP-Meshtastic</w:t>
+        </w:r>
+      </w:hyperlink>
+      <w:r>
+        <w:t xml:space="preserve"> (Accessed: 5 September 2026).</w:t>
+      </w:r>
+    </w:p>
+    <w:p>
+      <w:pPr>
+        <w:pStyle w:val="NormalWeb"/>
+      </w:pPr>
+      <w:r>
+        <w:t xml:space="preserve">Mawiz (2026) </w:t>
+      </w:r>
+      <w:r>
+        <w:rPr>
+          <w:rStyle w:val="Emphasis"/>
+        </w:rPr>
+        <w:t>Legacy PSP Browser Bridge</w:t>
+      </w:r>
+      <w:r>
+        <w:t xml:space="preserve">. Available at: </w:t>
+      </w:r>
+      <w:hyperlink r:id="rId30" w:history="1">
+        <w:r>
+          <w:rPr>
+            <w:rStyle w:val="Hyperlink"/>
+          </w:rPr>
+          <w:t>https://github.com/Maw1z/Legacy-PSP-Browser-Bridge</w:t>
+        </w:r>
+      </w:hyperlink>
+      <w:r>
+        <w:t xml:space="preserve"> (Accessed: 5 September 2026).</w:t>
+      </w:r>
+    </w:p>
+    <w:p>
+      <w:pPr>
+        <w:pStyle w:val="NormalWeb"/>
+      </w:pPr>
+      <w:r>
+        <w:t xml:space="preserve">PSP-Archive (2024) </w:t>
+      </w:r>
+      <w:r>
+        <w:rPr>
+          <w:rStyle w:val="Emphasis"/>
+        </w:rPr>
+        <w:t>ARK-4 Changelog</w:t>
+      </w:r>
+      <w:r>
+        <w:t xml:space="preserve">, GitHub. Available at: </w:t>
+      </w:r>
+      <w:hyperlink r:id="rId31" w:history="1">
+        <w:r>
+          <w:rPr>
+            <w:rStyle w:val="Hyperlink"/>
+          </w:rPr>
+          <w:t>https://github.com/PSP-Archive/ARK-4/blob/main/CHANGELOG.md</w:t>
+        </w:r>
+      </w:hyperlink>
+      <w:r>
+        <w:t xml:space="preserve"> (Accessed: 5 September 2026).</w:t>
+      </w:r>
+    </w:p>
+    <w:p>
+      <w:pPr>
+        <w:pStyle w:val="NormalWeb"/>
+      </w:pPr>
+      <w:r>
+        <w:t xml:space="preserve">Reddit (2025) </w:t>
+      </w:r>
+      <w:r>
+        <w:rPr>
+          <w:rStyle w:val="Emphasis"/>
+        </w:rPr>
+        <w:t>I finally got internet somewhat working on my PSP</w:t>
+      </w:r>
+      <w:r>
+        <w:t xml:space="preserve">, r/PSP. Available at: </w:t>
+      </w:r>
+      <w:hyperlink r:id="rId32" w:history="1">
+        <w:r>
+          <w:rPr>
+            <w:rStyle w:val="Hyperlink"/>
+          </w:rPr>
+          <w:t>https://www.reddit.com/r/PSP/comments/1ufcpvq/i_finally_got_internet_somewhat_working_on_my_psp/</w:t>
+        </w:r>
+      </w:hyperlink>
+      <w:r>
+        <w:t xml:space="preserve"> (Accessed: 5 September 2026).</w:t>
+      </w:r>
+    </w:p>
+    <w:p>
+      <w:pPr>
+        <w:pStyle w:val="NormalWeb"/>
+      </w:pPr>
+      <w:r>
+        <w:t xml:space="preserve">RFC Editor (no date) </w:t>
+      </w:r>
+      <w:r>
+        <w:rPr>
+          <w:rStyle w:val="Emphasis"/>
+        </w:rPr>
+        <w:t>RFC Editor</w:t>
+      </w:r>
+      <w:r>
+        <w:t xml:space="preserve">. Available at: </w:t>
+      </w:r>
+      <w:hyperlink r:id="rId33" w:history="1">
+        <w:r>
+          <w:rPr>
+            <w:rStyle w:val="Hyperlink"/>
+          </w:rPr>
+          <w:t>https://www.rfc-editor.org</w:t>
+        </w:r>
+      </w:hyperlink>
+      <w:r>
+        <w:t xml:space="preserve"> (Accessed: 5 September 2026).</w:t>
+      </w:r>
+    </w:p>
+    <w:p>
+      <w:pPr>
+        <w:pStyle w:val="NormalWeb"/>
+      </w:pPr>
+      <w:r>
+        <w:t xml:space="preserve">Sony Computer Entertainment Inc. (2004) </w:t>
+      </w:r>
+      <w:r>
+        <w:rPr>
+          <w:rStyle w:val="Emphasis"/>
+        </w:rPr>
+        <w:t>Sony Computer Entertainment Inc. Announces Product Specifications of Handheld Video Game System, PlayStation Portable</w:t>
+      </w:r>
+      <w:r>
+        <w:t xml:space="preserve">. Available at: </w:t>
+      </w:r>
+      <w:hyperlink r:id="rId34" w:history="1">
+        <w:r>
+          <w:rPr>
+            <w:rStyle w:val="Hyperlink"/>
+          </w:rPr>
+          <w:t>https://sonyinteractive.com/en/press-releases/2004/sony-computer-entertainment-inc-announces-product-specifications-of-handheld-video-game-system-playstationportable-psp/</w:t>
+        </w:r>
+      </w:hyperlink>
+      <w:r>
+        <w:t xml:space="preserve"> (Accessed: 5 September 2026).</w:t>
+      </w:r>
+    </w:p>
+    <w:p>
+      <w:pPr>
+        <w:pStyle w:val="NormalWeb"/>
+      </w:pPr>
+      <w:r>
+        <w:t xml:space="preserve">Wikipedia (no date) </w:t>
+      </w:r>
+      <w:r>
+        <w:rPr>
+          <w:rStyle w:val="Emphasis"/>
+        </w:rPr>
+        <w:t>NetFront</w:t>
+      </w:r>
+      <w:r>
+        <w:t xml:space="preserve">. Available at: </w:t>
+      </w:r>
+      <w:hyperlink r:id="rId35" w:history="1">
+        <w:r>
+          <w:rPr>
+            <w:rStyle w:val="Hyperlink"/>
+          </w:rPr>
+          <w:t>https://en.wikipedia.org/wiki/NetFront</w:t>
+        </w:r>
+      </w:hyperlink>
+      <w:r>
+        <w:t xml:space="preserve"> (Accessed: 5 September 2026).</w:t>
+      </w:r>
+    </w:p>
+    <w:p>
+      <w:pPr>
+        <w:pStyle w:val="NormalWeb"/>
+      </w:pPr>
+      <w:r>
+        <w:t xml:space="preserve">Wikipedia (no date) </w:t>
+      </w:r>
+      <w:r>
+        <w:rPr>
+          <w:rStyle w:val="Emphasis"/>
+        </w:rPr>
+        <w:t>Temporal Key Integrity Protocol</w:t>
+      </w:r>
+      <w:r>
+        <w:t xml:space="preserve">. Available at: </w:t>
+      </w:r>
+      <w:hyperlink r:id="rId36" w:history="1">
+        <w:r>
+          <w:rPr>
+            <w:rStyle w:val="Hyperlink"/>
+          </w:rPr>
+          <w:t>https://en.wikipedia.org/wiki/Temporal_Key_Integrity_Protocol</w:t>
+        </w:r>
+      </w:hyperlink>
+      <w:r>
+        <w:t xml:space="preserve"> (Accessed: 5 September 2026).</w:t>
+      </w:r>
+    </w:p>
     <w:p>
       <w:pPr>
         <w:rPr>
@@ -15758,12 +17198,12 @@
       <w:pPr>
         <w:pStyle w:val="Heading1"/>
       </w:pPr>
-      <w:bookmarkStart w:id="43" w:name="_Toc239515378"/>
+      <w:bookmarkStart w:id="45" w:name="_Toc239525498"/>
       <w:r>
         <w:lastRenderedPageBreak/>
         <w:t>Appendix A: proxy.py</w:t>
       </w:r>
-      <w:bookmarkEnd w:id="43"/>
+      <w:bookmarkEnd w:id="45"/>
     </w:p>
     <w:p>
       <w:pPr>
@@ -17753,12 +19193,12 @@
         <w:pStyle w:val="Heading1"/>
         <w:spacing w:before="0"/>
       </w:pPr>
-      <w:bookmarkStart w:id="44" w:name="_Toc239515379"/>
+      <w:bookmarkStart w:id="46" w:name="_Toc239525499"/>
       <w:r>
         <w:lastRenderedPageBreak/>
         <w:t>Appendix B: legacy_adapter.py</w:t>
       </w:r>
-      <w:bookmarkEnd w:id="44"/>
+      <w:bookmarkEnd w:id="46"/>
     </w:p>
     <w:p>
       <w:pPr>
@@ -18684,11 +20124,127 @@
       </w:pPr>
     </w:lvl>
   </w:abstractNum>
+  <w:abstractNum w:abstractNumId="1" w15:restartNumberingAfterBreak="0">
+    <w:nsid w:val="7C326437"/>
+    <w:multiLevelType w:val="multilevel"/>
+    <w:tmpl w:val="C3E6E4E4"/>
+    <w:lvl w:ilvl="0">
+      <w:start w:val="1"/>
+      <w:numFmt w:val="decimal"/>
+      <w:lvlText w:val="%1."/>
+      <w:lvlJc w:val="left"/>
+      <w:pPr>
+        <w:tabs>
+          <w:tab w:val="num" w:pos="720"/>
+        </w:tabs>
+        <w:ind w:left="720" w:hanging="360"/>
+      </w:pPr>
+    </w:lvl>
+    <w:lvl w:ilvl="1" w:tentative="1">
+      <w:start w:val="1"/>
+      <w:numFmt w:val="decimal"/>
+      <w:lvlText w:val="%2."/>
+      <w:lvlJc w:val="left"/>
+      <w:pPr>
+        <w:tabs>
+          <w:tab w:val="num" w:pos="1440"/>
+        </w:tabs>
+        <w:ind w:left="1440" w:hanging="360"/>
+      </w:pPr>
+    </w:lvl>
+    <w:lvl w:ilvl="2" w:tentative="1">
+      <w:start w:val="1"/>
+      <w:numFmt w:val="decimal"/>
+      <w:lvlText w:val="%3."/>
+      <w:lvlJc w:val="left"/>
+      <w:pPr>
+        <w:tabs>
+          <w:tab w:val="num" w:pos="2160"/>
+        </w:tabs>
+        <w:ind w:left="2160" w:hanging="360"/>
+      </w:pPr>
+    </w:lvl>
+    <w:lvl w:ilvl="3" w:tentative="1">
+      <w:start w:val="1"/>
+      <w:numFmt w:val="decimal"/>
+      <w:lvlText w:val="%4."/>
+      <w:lvlJc w:val="left"/>
+      <w:pPr>
+        <w:tabs>
+          <w:tab w:val="num" w:pos="2880"/>
+        </w:tabs>
+        <w:ind w:left="2880" w:hanging="360"/>
+      </w:pPr>
+    </w:lvl>
+    <w:lvl w:ilvl="4" w:tentative="1">
+      <w:start w:val="1"/>
+      <w:numFmt w:val="decimal"/>
+      <w:lvlText w:val="%5."/>
+      <w:lvlJc w:val="left"/>
+      <w:pPr>
+        <w:tabs>
+          <w:tab w:val="num" w:pos="3600"/>
+        </w:tabs>
+        <w:ind w:left="3600" w:hanging="360"/>
+      </w:pPr>
+    </w:lvl>
+    <w:lvl w:ilvl="5" w:tentative="1">
+      <w:start w:val="1"/>
+      <w:numFmt w:val="decimal"/>
+      <w:lvlText w:val="%6."/>
+      <w:lvlJc w:val="left"/>
+      <w:pPr>
+        <w:tabs>
+          <w:tab w:val="num" w:pos="4320"/>
+        </w:tabs>
+        <w:ind w:left="4320" w:hanging="360"/>
+      </w:pPr>
+    </w:lvl>
+    <w:lvl w:ilvl="6" w:tentative="1">
+      <w:start w:val="1"/>
+      <w:numFmt w:val="decimal"/>
+      <w:lvlText w:val="%7."/>
+      <w:lvlJc w:val="left"/>
+      <w:pPr>
+        <w:tabs>
+          <w:tab w:val="num" w:pos="5040"/>
+        </w:tabs>
+        <w:ind w:left="5040" w:hanging="360"/>
+      </w:pPr>
+    </w:lvl>
+    <w:lvl w:ilvl="7" w:tentative="1">
+      <w:start w:val="1"/>
+      <w:numFmt w:val="decimal"/>
+      <w:lvlText w:val="%8."/>
+      <w:lvlJc w:val="left"/>
+      <w:pPr>
+        <w:tabs>
+          <w:tab w:val="num" w:pos="5760"/>
+        </w:tabs>
+        <w:ind w:left="5760" w:hanging="360"/>
+      </w:pPr>
+    </w:lvl>
+    <w:lvl w:ilvl="8" w:tentative="1">
+      <w:start w:val="1"/>
+      <w:numFmt w:val="decimal"/>
+      <w:lvlText w:val="%9."/>
+      <w:lvlJc w:val="left"/>
+      <w:pPr>
+        <w:tabs>
+          <w:tab w:val="num" w:pos="6480"/>
+        </w:tabs>
+        <w:ind w:left="6480" w:hanging="360"/>
+      </w:pPr>
+    </w:lvl>
+  </w:abstractNum>
   <w:num w:numId="1" w16cid:durableId="408699280">
     <w:abstractNumId w:val="0"/>
     <w:lvlOverride w:ilvl="0">
       <w:startOverride w:val="1"/>
     </w:lvlOverride>
+  </w:num>
+  <w:num w:numId="2" w16cid:durableId="1338116103">
+    <w:abstractNumId w:val="1"/>
   </w:num>
 </w:numbering>
 </file>
@@ -19527,6 +21083,55 @@
       <w:rFonts w:asciiTheme="minorHAnsi" w:hAnsiTheme="minorHAnsi"/>
     </w:rPr>
   </w:style>
+  <w:style w:type="paragraph" w:styleId="NormalWeb">
+    <w:name w:val="Normal (Web)"/>
+    <w:basedOn w:val="Normal"/>
+    <w:uiPriority w:val="99"/>
+    <w:unhideWhenUsed/>
+    <w:rsid w:val="004A177B"/>
+    <w:pPr>
+      <w:spacing w:before="100" w:beforeAutospacing="1" w:after="100" w:afterAutospacing="1"/>
+    </w:pPr>
+    <w:rPr>
+      <w:sz w:val="24"/>
+      <w:szCs w:val="24"/>
+    </w:rPr>
+  </w:style>
+  <w:style w:type="character" w:styleId="HTMLCode">
+    <w:name w:val="HTML Code"/>
+    <w:basedOn w:val="DefaultParagraphFont"/>
+    <w:uiPriority w:val="99"/>
+    <w:semiHidden/>
+    <w:unhideWhenUsed/>
+    <w:rsid w:val="004A177B"/>
+    <w:rPr>
+      <w:rFonts w:ascii="Courier New" w:eastAsia="Times New Roman" w:hAnsi="Courier New" w:cs="Courier New"/>
+      <w:sz w:val="20"/>
+      <w:szCs w:val="20"/>
+    </w:rPr>
+  </w:style>
+  <w:style w:type="character" w:styleId="Strong">
+    <w:name w:val="Strong"/>
+    <w:basedOn w:val="DefaultParagraphFont"/>
+    <w:uiPriority w:val="22"/>
+    <w:qFormat/>
+    <w:rsid w:val="00026881"/>
+    <w:rPr>
+      <w:b/>
+      <w:bCs/>
+    </w:rPr>
+  </w:style>
+  <w:style w:type="character" w:styleId="Emphasis">
+    <w:name w:val="Emphasis"/>
+    <w:basedOn w:val="DefaultParagraphFont"/>
+    <w:uiPriority w:val="20"/>
+    <w:qFormat/>
+    <w:rsid w:val="00C7525D"/>
+    <w:rPr>
+      <w:i/>
+      <w:iCs/>
+    </w:rPr>
+  </w:style>
 </w:styles>
 </file>
 
